--- a/БСТ2252_БалашовРА_ПИС_ЛР2.docx
+++ b/БСТ2252_БалашовРА_ПИС_ЛР2.docx
@@ -302,7 +302,15 @@
           <w:szCs w:val="32"/>
           <w:lang w:val="en-US"/>
         </w:rPr>
-        <w:t>web-</w:t>
+        <w:t>web</w:t>
+      </w:r>
+      <w:r>
+        <w:rPr>
+          <w:rStyle w:val="a3"/>
+          <w:sz w:val="32"/>
+          <w:szCs w:val="32"/>
+        </w:rPr>
+        <w:t>-</w:t>
       </w:r>
       <w:r>
         <w:rPr>
@@ -647,6 +655,14 @@
           <w:szCs w:val="24"/>
           <w:u w:val="single"/>
         </w:rPr>
+        <w:t>Сергеев А.Е.</w:t>
+      </w:r>
+      <w:r>
+        <w:rPr>
+          <w:sz w:val="24"/>
+          <w:szCs w:val="24"/>
+          <w:u w:val="single"/>
+        </w:rPr>
         <w:tab/>
       </w:r>
     </w:p>
@@ -724,6 +740,8 @@
     </w:p>
     <w:p>
       <w:pPr>
+        <w:spacing w:line="360" w:lineRule="auto"/>
+        <w:jc w:val="both"/>
         <w:rPr>
           <w:b/>
           <w:bCs/>
@@ -739,7 +757,628 @@
           <w:szCs w:val="28"/>
         </w:rPr>
         <w:lastRenderedPageBreak/>
-        <w:t>Создание первой web-страницы с простым текстом.</w:t>
+        <w:t>Цель работы:</w:t>
+      </w:r>
+    </w:p>
+    <w:p>
+      <w:pPr>
+        <w:spacing w:line="360" w:lineRule="auto"/>
+        <w:jc w:val="both"/>
+        <w:rPr>
+          <w:iCs/>
+          <w:sz w:val="28"/>
+          <w:szCs w:val="28"/>
+        </w:rPr>
+      </w:pPr>
+      <w:r>
+        <w:rPr>
+          <w:iCs/>
+          <w:sz w:val="28"/>
+          <w:szCs w:val="28"/>
+        </w:rPr>
+        <w:t xml:space="preserve">Изучить основы создания </w:t>
+      </w:r>
+      <w:proofErr w:type="spellStart"/>
+      <w:r>
+        <w:rPr>
+          <w:iCs/>
+          <w:sz w:val="28"/>
+          <w:szCs w:val="28"/>
+        </w:rPr>
+        <w:t>web</w:t>
+      </w:r>
+      <w:proofErr w:type="spellEnd"/>
+      <w:r>
+        <w:rPr>
+          <w:iCs/>
+          <w:sz w:val="28"/>
+          <w:szCs w:val="28"/>
+        </w:rPr>
+        <w:t xml:space="preserve">-приложения на </w:t>
+      </w:r>
+      <w:proofErr w:type="spellStart"/>
+      <w:r>
+        <w:rPr>
+          <w:iCs/>
+          <w:sz w:val="28"/>
+          <w:szCs w:val="28"/>
+        </w:rPr>
+        <w:t>Django</w:t>
+      </w:r>
+      <w:proofErr w:type="spellEnd"/>
+      <w:r>
+        <w:rPr>
+          <w:iCs/>
+          <w:sz w:val="28"/>
+          <w:szCs w:val="28"/>
+        </w:rPr>
+        <w:t xml:space="preserve">, научиться создавать проект и приложение, настраивать маршрутизацию, использовать представления и шаблоны, а также подключать статические файлы CSS для оформления </w:t>
+      </w:r>
+      <w:proofErr w:type="spellStart"/>
+      <w:r>
+        <w:rPr>
+          <w:iCs/>
+          <w:sz w:val="28"/>
+          <w:szCs w:val="28"/>
+        </w:rPr>
+        <w:t>web</w:t>
+      </w:r>
+      <w:proofErr w:type="spellEnd"/>
+      <w:r>
+        <w:rPr>
+          <w:iCs/>
+          <w:sz w:val="28"/>
+          <w:szCs w:val="28"/>
+        </w:rPr>
+        <w:t>-страницы.</w:t>
+      </w:r>
+    </w:p>
+    <w:p>
+      <w:pPr>
+        <w:spacing w:line="360" w:lineRule="auto"/>
+        <w:jc w:val="both"/>
+        <w:rPr>
+          <w:b/>
+          <w:bCs/>
+          <w:iCs/>
+          <w:sz w:val="28"/>
+          <w:szCs w:val="28"/>
+          <w:u w:val="single"/>
+        </w:rPr>
+      </w:pPr>
+    </w:p>
+    <w:p>
+      <w:pPr>
+        <w:spacing w:line="360" w:lineRule="auto"/>
+        <w:jc w:val="both"/>
+        <w:rPr>
+          <w:b/>
+          <w:bCs/>
+          <w:iCs/>
+          <w:sz w:val="28"/>
+          <w:szCs w:val="28"/>
+        </w:rPr>
+      </w:pPr>
+      <w:r>
+        <w:rPr>
+          <w:b/>
+          <w:bCs/>
+          <w:iCs/>
+          <w:sz w:val="28"/>
+          <w:szCs w:val="28"/>
+        </w:rPr>
+        <w:t>Задачи:</w:t>
+      </w:r>
+    </w:p>
+    <w:p>
+      <w:pPr>
+        <w:pStyle w:val="a6"/>
+        <w:numPr>
+          <w:ilvl w:val="0"/>
+          <w:numId w:val="3"/>
+        </w:numPr>
+        <w:spacing w:line="360" w:lineRule="auto"/>
+        <w:contextualSpacing w:val="0"/>
+        <w:jc w:val="both"/>
+        <w:rPr>
+          <w:iCs/>
+          <w:sz w:val="28"/>
+          <w:szCs w:val="28"/>
+        </w:rPr>
+      </w:pPr>
+      <w:r>
+        <w:rPr>
+          <w:iCs/>
+          <w:sz w:val="28"/>
+          <w:szCs w:val="28"/>
+        </w:rPr>
+        <w:t xml:space="preserve">Создать новый </w:t>
+      </w:r>
+      <w:proofErr w:type="spellStart"/>
+      <w:r>
+        <w:rPr>
+          <w:iCs/>
+          <w:sz w:val="28"/>
+          <w:szCs w:val="28"/>
+        </w:rPr>
+        <w:t>Django</w:t>
+      </w:r>
+      <w:proofErr w:type="spellEnd"/>
+      <w:r>
+        <w:rPr>
+          <w:iCs/>
+          <w:sz w:val="28"/>
+          <w:szCs w:val="28"/>
+        </w:rPr>
+        <w:t xml:space="preserve">-проект </w:t>
+      </w:r>
+      <w:proofErr w:type="spellStart"/>
+      <w:r>
+        <w:rPr>
+          <w:iCs/>
+          <w:sz w:val="28"/>
+          <w:szCs w:val="28"/>
+        </w:rPr>
+        <w:t>helloworld</w:t>
+      </w:r>
+      <w:proofErr w:type="spellEnd"/>
+      <w:r>
+        <w:rPr>
+          <w:iCs/>
+          <w:sz w:val="28"/>
+          <w:szCs w:val="28"/>
+        </w:rPr>
+        <w:t>;</w:t>
+      </w:r>
+    </w:p>
+    <w:p>
+      <w:pPr>
+        <w:pStyle w:val="a6"/>
+        <w:numPr>
+          <w:ilvl w:val="0"/>
+          <w:numId w:val="3"/>
+        </w:numPr>
+        <w:spacing w:line="360" w:lineRule="auto"/>
+        <w:contextualSpacing w:val="0"/>
+        <w:jc w:val="both"/>
+        <w:rPr>
+          <w:iCs/>
+          <w:sz w:val="28"/>
+          <w:szCs w:val="28"/>
+        </w:rPr>
+      </w:pPr>
+      <w:r>
+        <w:rPr>
+          <w:iCs/>
+          <w:sz w:val="28"/>
+          <w:szCs w:val="28"/>
+        </w:rPr>
+        <w:t xml:space="preserve">Создать приложение </w:t>
+      </w:r>
+      <w:proofErr w:type="spellStart"/>
+      <w:r>
+        <w:rPr>
+          <w:iCs/>
+          <w:sz w:val="28"/>
+          <w:szCs w:val="28"/>
+        </w:rPr>
+        <w:t>flatpages</w:t>
+      </w:r>
+      <w:proofErr w:type="spellEnd"/>
+      <w:r>
+        <w:rPr>
+          <w:iCs/>
+          <w:sz w:val="28"/>
+          <w:szCs w:val="28"/>
+        </w:rPr>
+        <w:t xml:space="preserve"> и подключить его к проекту;</w:t>
+      </w:r>
+    </w:p>
+    <w:p>
+      <w:pPr>
+        <w:pStyle w:val="a6"/>
+        <w:numPr>
+          <w:ilvl w:val="0"/>
+          <w:numId w:val="3"/>
+        </w:numPr>
+        <w:spacing w:line="360" w:lineRule="auto"/>
+        <w:contextualSpacing w:val="0"/>
+        <w:jc w:val="both"/>
+        <w:rPr>
+          <w:iCs/>
+          <w:sz w:val="28"/>
+          <w:szCs w:val="28"/>
+        </w:rPr>
+      </w:pPr>
+      <w:r>
+        <w:rPr>
+          <w:iCs/>
+          <w:sz w:val="28"/>
+          <w:szCs w:val="28"/>
+        </w:rPr>
+        <w:t>Настроить отображение страницы с текстом «Привет, Мир!»;</w:t>
+      </w:r>
+    </w:p>
+    <w:p>
+      <w:pPr>
+        <w:pStyle w:val="a6"/>
+        <w:numPr>
+          <w:ilvl w:val="0"/>
+          <w:numId w:val="3"/>
+        </w:numPr>
+        <w:spacing w:line="360" w:lineRule="auto"/>
+        <w:contextualSpacing w:val="0"/>
+        <w:jc w:val="both"/>
+        <w:rPr>
+          <w:iCs/>
+          <w:sz w:val="28"/>
+          <w:szCs w:val="28"/>
+        </w:rPr>
+      </w:pPr>
+      <w:r>
+        <w:rPr>
+          <w:iCs/>
+          <w:sz w:val="28"/>
+          <w:szCs w:val="28"/>
+        </w:rPr>
+        <w:t>Создать HTML-шаблон index.html;</w:t>
+      </w:r>
+    </w:p>
+    <w:p>
+      <w:pPr>
+        <w:pStyle w:val="a6"/>
+        <w:numPr>
+          <w:ilvl w:val="0"/>
+          <w:numId w:val="3"/>
+        </w:numPr>
+        <w:spacing w:line="360" w:lineRule="auto"/>
+        <w:contextualSpacing w:val="0"/>
+        <w:jc w:val="both"/>
+        <w:rPr>
+          <w:iCs/>
+          <w:sz w:val="28"/>
+          <w:szCs w:val="28"/>
+        </w:rPr>
+      </w:pPr>
+      <w:r>
+        <w:rPr>
+          <w:iCs/>
+          <w:sz w:val="28"/>
+          <w:szCs w:val="28"/>
+        </w:rPr>
+        <w:t>Добавить на страницу заголовки, маркированный и нумерованный списки, а также таблицу;</w:t>
+      </w:r>
+    </w:p>
+    <w:p>
+      <w:pPr>
+        <w:pStyle w:val="a6"/>
+        <w:numPr>
+          <w:ilvl w:val="0"/>
+          <w:numId w:val="3"/>
+        </w:numPr>
+        <w:spacing w:line="360" w:lineRule="auto"/>
+        <w:contextualSpacing w:val="0"/>
+        <w:jc w:val="both"/>
+        <w:rPr>
+          <w:iCs/>
+          <w:sz w:val="28"/>
+          <w:szCs w:val="28"/>
+          <w:lang w:val="en-US"/>
+        </w:rPr>
+      </w:pPr>
+      <w:r>
+        <w:rPr>
+          <w:iCs/>
+          <w:sz w:val="28"/>
+          <w:szCs w:val="28"/>
+        </w:rPr>
+        <w:t>Создать</w:t>
+      </w:r>
+      <w:r>
+        <w:rPr>
+          <w:iCs/>
+          <w:sz w:val="28"/>
+          <w:szCs w:val="28"/>
+          <w:lang w:val="en-US"/>
+        </w:rPr>
+        <w:t xml:space="preserve"> </w:t>
+      </w:r>
+      <w:r>
+        <w:rPr>
+          <w:iCs/>
+          <w:sz w:val="28"/>
+          <w:szCs w:val="28"/>
+        </w:rPr>
+        <w:t>шаблон</w:t>
+      </w:r>
+      <w:r>
+        <w:rPr>
+          <w:iCs/>
+          <w:sz w:val="28"/>
+          <w:szCs w:val="28"/>
+          <w:lang w:val="en-US"/>
+        </w:rPr>
+        <w:t xml:space="preserve"> static_handler.html;</w:t>
+      </w:r>
+    </w:p>
+    <w:p>
+      <w:pPr>
+        <w:pStyle w:val="a6"/>
+        <w:numPr>
+          <w:ilvl w:val="0"/>
+          <w:numId w:val="3"/>
+        </w:numPr>
+        <w:spacing w:line="360" w:lineRule="auto"/>
+        <w:contextualSpacing w:val="0"/>
+        <w:jc w:val="both"/>
+        <w:rPr>
+          <w:iCs/>
+          <w:sz w:val="28"/>
+          <w:szCs w:val="28"/>
+        </w:rPr>
+      </w:pPr>
+      <w:r>
+        <w:rPr>
+          <w:iCs/>
+          <w:sz w:val="28"/>
+          <w:szCs w:val="28"/>
+        </w:rPr>
+        <w:t>Подключить таблицу стилей index.css;</w:t>
+      </w:r>
+    </w:p>
+    <w:p>
+      <w:pPr>
+        <w:pStyle w:val="a6"/>
+        <w:numPr>
+          <w:ilvl w:val="0"/>
+          <w:numId w:val="3"/>
+        </w:numPr>
+        <w:spacing w:line="360" w:lineRule="auto"/>
+        <w:contextualSpacing w:val="0"/>
+        <w:jc w:val="both"/>
+        <w:rPr>
+          <w:iCs/>
+          <w:sz w:val="28"/>
+          <w:szCs w:val="28"/>
+        </w:rPr>
+      </w:pPr>
+      <w:r>
+        <w:rPr>
+          <w:iCs/>
+          <w:sz w:val="28"/>
+          <w:szCs w:val="28"/>
+        </w:rPr>
+        <w:t>Настроить отображение статических файлов и оформить страницу с помощью CSS.</w:t>
+      </w:r>
+    </w:p>
+    <w:p>
+      <w:pPr>
+        <w:rPr>
+          <w:b/>
+          <w:bCs/>
+          <w:sz w:val="28"/>
+          <w:szCs w:val="28"/>
+        </w:rPr>
+      </w:pPr>
+    </w:p>
+    <w:p>
+      <w:pPr>
+        <w:rPr>
+          <w:b/>
+          <w:bCs/>
+          <w:sz w:val="28"/>
+          <w:szCs w:val="28"/>
+        </w:rPr>
+      </w:pPr>
+    </w:p>
+    <w:p>
+      <w:pPr>
+        <w:rPr>
+          <w:b/>
+          <w:bCs/>
+          <w:sz w:val="28"/>
+          <w:szCs w:val="28"/>
+        </w:rPr>
+      </w:pPr>
+    </w:p>
+    <w:p>
+      <w:pPr>
+        <w:rPr>
+          <w:b/>
+          <w:bCs/>
+          <w:sz w:val="28"/>
+          <w:szCs w:val="28"/>
+        </w:rPr>
+      </w:pPr>
+    </w:p>
+    <w:p>
+      <w:pPr>
+        <w:rPr>
+          <w:b/>
+          <w:bCs/>
+          <w:sz w:val="28"/>
+          <w:szCs w:val="28"/>
+        </w:rPr>
+      </w:pPr>
+    </w:p>
+    <w:p>
+      <w:pPr>
+        <w:rPr>
+          <w:b/>
+          <w:bCs/>
+          <w:sz w:val="28"/>
+          <w:szCs w:val="28"/>
+        </w:rPr>
+      </w:pPr>
+    </w:p>
+    <w:p>
+      <w:pPr>
+        <w:rPr>
+          <w:b/>
+          <w:bCs/>
+          <w:sz w:val="28"/>
+          <w:szCs w:val="28"/>
+        </w:rPr>
+      </w:pPr>
+    </w:p>
+    <w:p>
+      <w:pPr>
+        <w:rPr>
+          <w:b/>
+          <w:bCs/>
+          <w:sz w:val="28"/>
+          <w:szCs w:val="28"/>
+        </w:rPr>
+      </w:pPr>
+    </w:p>
+    <w:p>
+      <w:pPr>
+        <w:rPr>
+          <w:b/>
+          <w:bCs/>
+          <w:sz w:val="28"/>
+          <w:szCs w:val="28"/>
+        </w:rPr>
+      </w:pPr>
+    </w:p>
+    <w:p>
+      <w:pPr>
+        <w:rPr>
+          <w:b/>
+          <w:bCs/>
+          <w:sz w:val="28"/>
+          <w:szCs w:val="28"/>
+        </w:rPr>
+      </w:pPr>
+    </w:p>
+    <w:p>
+      <w:pPr>
+        <w:rPr>
+          <w:b/>
+          <w:bCs/>
+          <w:sz w:val="28"/>
+          <w:szCs w:val="28"/>
+        </w:rPr>
+      </w:pPr>
+    </w:p>
+    <w:p>
+      <w:pPr>
+        <w:rPr>
+          <w:b/>
+          <w:bCs/>
+          <w:sz w:val="28"/>
+          <w:szCs w:val="28"/>
+        </w:rPr>
+      </w:pPr>
+    </w:p>
+    <w:p>
+      <w:pPr>
+        <w:rPr>
+          <w:b/>
+          <w:bCs/>
+          <w:sz w:val="28"/>
+          <w:szCs w:val="28"/>
+        </w:rPr>
+      </w:pPr>
+    </w:p>
+    <w:p>
+      <w:pPr>
+        <w:rPr>
+          <w:b/>
+          <w:bCs/>
+          <w:sz w:val="28"/>
+          <w:szCs w:val="28"/>
+        </w:rPr>
+      </w:pPr>
+    </w:p>
+    <w:p>
+      <w:pPr>
+        <w:rPr>
+          <w:b/>
+          <w:bCs/>
+          <w:sz w:val="28"/>
+          <w:szCs w:val="28"/>
+        </w:rPr>
+      </w:pPr>
+    </w:p>
+    <w:p>
+      <w:pPr>
+        <w:rPr>
+          <w:b/>
+          <w:bCs/>
+          <w:sz w:val="28"/>
+          <w:szCs w:val="28"/>
+        </w:rPr>
+      </w:pPr>
+    </w:p>
+    <w:p>
+      <w:pPr>
+        <w:rPr>
+          <w:b/>
+          <w:bCs/>
+          <w:sz w:val="28"/>
+          <w:szCs w:val="28"/>
+        </w:rPr>
+      </w:pPr>
+    </w:p>
+    <w:p>
+      <w:pPr>
+        <w:rPr>
+          <w:b/>
+          <w:bCs/>
+          <w:sz w:val="28"/>
+          <w:szCs w:val="28"/>
+        </w:rPr>
+      </w:pPr>
+    </w:p>
+    <w:p>
+      <w:pPr>
+        <w:rPr>
+          <w:b/>
+          <w:bCs/>
+          <w:sz w:val="28"/>
+          <w:szCs w:val="28"/>
+        </w:rPr>
+      </w:pPr>
+    </w:p>
+    <w:p>
+      <w:pPr>
+        <w:rPr>
+          <w:b/>
+          <w:bCs/>
+          <w:sz w:val="28"/>
+          <w:szCs w:val="28"/>
+        </w:rPr>
+      </w:pPr>
+      <w:r>
+        <w:rPr>
+          <w:b/>
+          <w:bCs/>
+          <w:sz w:val="28"/>
+          <w:szCs w:val="28"/>
+        </w:rPr>
+        <w:lastRenderedPageBreak/>
+        <w:t xml:space="preserve">Создание первой </w:t>
+      </w:r>
+      <w:proofErr w:type="spellStart"/>
+      <w:r>
+        <w:rPr>
+          <w:b/>
+          <w:bCs/>
+          <w:sz w:val="28"/>
+          <w:szCs w:val="28"/>
+        </w:rPr>
+        <w:t>web</w:t>
+      </w:r>
+      <w:proofErr w:type="spellEnd"/>
+      <w:r>
+        <w:rPr>
+          <w:b/>
+          <w:bCs/>
+          <w:sz w:val="28"/>
+          <w:szCs w:val="28"/>
+        </w:rPr>
+        <w:t>-страницы с простым текстом.</w:t>
       </w:r>
     </w:p>
     <w:p>
@@ -761,6 +1400,7 @@
       </w:pPr>
       <w:r>
         <w:rPr>
+          <w:noProof/>
           <w:sz w:val="28"/>
           <w:szCs w:val="28"/>
         </w:rPr>
@@ -817,6 +1457,7 @@
         </w:rPr>
         <w:t xml:space="preserve">Рис. 1 – Запуск </w:t>
       </w:r>
+      <w:proofErr w:type="spellStart"/>
       <w:r>
         <w:rPr>
           <w:sz w:val="28"/>
@@ -825,6 +1466,7 @@
         </w:rPr>
         <w:t>flatpages</w:t>
       </w:r>
+      <w:proofErr w:type="spellEnd"/>
     </w:p>
     <w:p>
       <w:pPr>
@@ -847,6 +1489,7 @@
       </w:pPr>
       <w:r>
         <w:rPr>
+          <w:noProof/>
           <w:sz w:val="28"/>
           <w:szCs w:val="28"/>
           <w:lang w:val="en-US"/>
@@ -942,6 +1585,7 @@
       </w:pPr>
       <w:r>
         <w:rPr>
+          <w:noProof/>
           <w:sz w:val="28"/>
           <w:szCs w:val="28"/>
           <w:lang w:val="en-US"/>
@@ -1060,6 +1704,7 @@
       </w:pPr>
       <w:r>
         <w:rPr>
+          <w:noProof/>
           <w:sz w:val="28"/>
           <w:szCs w:val="28"/>
           <w:lang w:val="en-US"/>
@@ -1187,6 +1832,7 @@
       </w:pPr>
       <w:r>
         <w:rPr>
+          <w:noProof/>
           <w:sz w:val="28"/>
           <w:szCs w:val="28"/>
         </w:rPr>
@@ -1242,6 +1888,7 @@
         </w:rPr>
         <w:t xml:space="preserve">Рис. 5 – добавление адреса в </w:t>
       </w:r>
+      <w:proofErr w:type="spellStart"/>
       <w:r>
         <w:rPr>
           <w:sz w:val="28"/>
@@ -1250,6 +1897,7 @@
         </w:rPr>
         <w:t>helloworld</w:t>
       </w:r>
+      <w:proofErr w:type="spellEnd"/>
       <w:r>
         <w:rPr>
           <w:sz w:val="28"/>
@@ -1257,6 +1905,7 @@
         </w:rPr>
         <w:t>/</w:t>
       </w:r>
+      <w:proofErr w:type="spellStart"/>
       <w:r>
         <w:rPr>
           <w:sz w:val="28"/>
@@ -1265,6 +1914,7 @@
         </w:rPr>
         <w:t>urls</w:t>
       </w:r>
+      <w:proofErr w:type="spellEnd"/>
       <w:r>
         <w:rPr>
           <w:sz w:val="28"/>
@@ -1272,6 +1922,7 @@
         </w:rPr>
         <w:t>.</w:t>
       </w:r>
+      <w:proofErr w:type="spellStart"/>
       <w:r>
         <w:rPr>
           <w:sz w:val="28"/>
@@ -1280,6 +1931,7 @@
         </w:rPr>
         <w:t>py</w:t>
       </w:r>
+      <w:proofErr w:type="spellEnd"/>
     </w:p>
     <w:p>
       <w:pPr>
@@ -1308,6 +1960,7 @@
       </w:pPr>
       <w:r>
         <w:rPr>
+          <w:noProof/>
           <w:sz w:val="28"/>
           <w:szCs w:val="28"/>
         </w:rPr>
@@ -1408,12 +2061,21 @@
           <w:szCs w:val="28"/>
         </w:rPr>
       </w:pPr>
-      <w:r>
-        <w:rPr>
-          <w:sz w:val="28"/>
-          <w:szCs w:val="28"/>
-        </w:rPr>
-        <w:t>HttpResponse не указать тип ответа, будет установлено значение по</w:t>
+      <w:proofErr w:type="spellStart"/>
+      <w:r>
+        <w:rPr>
+          <w:sz w:val="28"/>
+          <w:szCs w:val="28"/>
+        </w:rPr>
+        <w:t>HttpResponse</w:t>
+      </w:r>
+      <w:proofErr w:type="spellEnd"/>
+      <w:r>
+        <w:rPr>
+          <w:sz w:val="28"/>
+          <w:szCs w:val="28"/>
+        </w:rPr>
+        <w:t xml:space="preserve"> не указать тип ответа, будет установлено значение по</w:t>
       </w:r>
     </w:p>
     <w:p>
@@ -1449,6 +2111,7 @@
       </w:pPr>
       <w:r>
         <w:rPr>
+          <w:noProof/>
           <w:sz w:val="28"/>
           <w:szCs w:val="28"/>
         </w:rPr>
@@ -1518,6 +2181,7 @@
         </w:rPr>
         <w:t xml:space="preserve">зменения в </w:t>
       </w:r>
+      <w:proofErr w:type="spellStart"/>
       <w:r>
         <w:rPr>
           <w:sz w:val="28"/>
@@ -1526,6 +2190,7 @@
         </w:rPr>
         <w:t>flatpages</w:t>
       </w:r>
+      <w:proofErr w:type="spellEnd"/>
       <w:r>
         <w:rPr>
           <w:sz w:val="28"/>
@@ -1548,6 +2213,7 @@
         </w:rPr>
         <w:t>.</w:t>
       </w:r>
+      <w:proofErr w:type="spellStart"/>
       <w:r>
         <w:rPr>
           <w:sz w:val="28"/>
@@ -1556,6 +2222,7 @@
         </w:rPr>
         <w:t>py</w:t>
       </w:r>
+      <w:proofErr w:type="spellEnd"/>
     </w:p>
     <w:p>
       <w:pPr>
@@ -1576,6 +2243,7 @@
       </w:pPr>
       <w:r>
         <w:rPr>
+          <w:noProof/>
           <w:sz w:val="28"/>
           <w:szCs w:val="28"/>
         </w:rPr>
@@ -1848,6 +2516,7 @@
       </w:pPr>
       <w:r>
         <w:rPr>
+          <w:noProof/>
           <w:sz w:val="28"/>
           <w:szCs w:val="28"/>
         </w:rPr>
@@ -2021,7 +2690,7 @@
           <w:color w:val="000000"/>
           <w:sz w:val="16"/>
           <w:szCs w:val="16"/>
-          <w:lang w:val="en-US" w:eastAsia="ru-RU"/>
+          <w:lang w:eastAsia="ru-RU"/>
         </w:rPr>
       </w:pPr>
       <w:r>
@@ -2031,7 +2700,7 @@
           <w:sz w:val="16"/>
           <w:szCs w:val="16"/>
           <w:shd w:val="clear" w:color="auto" w:fill="CFE2F7"/>
-          <w:lang w:val="en-US" w:eastAsia="ru-RU"/>
+          <w:lang w:eastAsia="ru-RU"/>
         </w:rPr>
         <w:t>&lt;!</w:t>
       </w:r>
@@ -2055,7 +2724,7 @@
           <w:sz w:val="16"/>
           <w:szCs w:val="16"/>
           <w:shd w:val="clear" w:color="auto" w:fill="CFE2F7"/>
-          <w:lang w:val="en-US" w:eastAsia="ru-RU"/>
+          <w:lang w:eastAsia="ru-RU"/>
         </w:rPr>
         <w:t xml:space="preserve"> </w:t>
       </w:r>
@@ -2077,7 +2746,7 @@
           <w:sz w:val="16"/>
           <w:szCs w:val="16"/>
           <w:shd w:val="clear" w:color="auto" w:fill="CFE2F7"/>
-          <w:lang w:val="en-US" w:eastAsia="ru-RU"/>
+          <w:lang w:eastAsia="ru-RU"/>
         </w:rPr>
         <w:t>&gt;</w:t>
       </w:r>
@@ -2204,6 +2873,7 @@
         </w:rPr>
         <w:t xml:space="preserve">, </w:t>
       </w:r>
+      <w:proofErr w:type="gramStart"/>
       <w:r>
         <w:rPr>
           <w:rFonts w:ascii="Courier New" w:hAnsi="Courier New" w:cs="Courier New"/>
@@ -2236,7 +2906,18 @@
           <w:szCs w:val="16"/>
           <w:lang w:val="en-US" w:eastAsia="ru-RU"/>
         </w:rPr>
-        <w:t>&lt;/title&gt;</w:t>
+        <w:t>&lt;</w:t>
+      </w:r>
+      <w:proofErr w:type="gramEnd"/>
+      <w:r>
+        <w:rPr>
+          <w:rFonts w:ascii="Courier New" w:hAnsi="Courier New" w:cs="Courier New"/>
+          <w:color w:val="0000FF"/>
+          <w:sz w:val="16"/>
+          <w:szCs w:val="16"/>
+          <w:lang w:val="en-US" w:eastAsia="ru-RU"/>
+        </w:rPr>
+        <w:t>/title&gt;</w:t>
       </w:r>
     </w:p>
     <w:p>
@@ -2269,7 +2950,29 @@
           <w:szCs w:val="16"/>
           <w:lang w:eastAsia="ru-RU"/>
         </w:rPr>
-        <w:t>&lt;/head&gt;</w:t>
+        <w:t>&lt;/</w:t>
+      </w:r>
+      <w:proofErr w:type="spellStart"/>
+      <w:r>
+        <w:rPr>
+          <w:rFonts w:ascii="Courier New" w:hAnsi="Courier New" w:cs="Courier New"/>
+          <w:color w:val="0000FF"/>
+          <w:sz w:val="16"/>
+          <w:szCs w:val="16"/>
+          <w:lang w:eastAsia="ru-RU"/>
+        </w:rPr>
+        <w:t>head</w:t>
+      </w:r>
+      <w:proofErr w:type="spellEnd"/>
+      <w:r>
+        <w:rPr>
+          <w:rFonts w:ascii="Courier New" w:hAnsi="Courier New" w:cs="Courier New"/>
+          <w:color w:val="0000FF"/>
+          <w:sz w:val="16"/>
+          <w:szCs w:val="16"/>
+          <w:lang w:eastAsia="ru-RU"/>
+        </w:rPr>
+        <w:t>&gt;</w:t>
       </w:r>
     </w:p>
     <w:p>
@@ -2302,7 +3005,29 @@
           <w:szCs w:val="16"/>
           <w:lang w:eastAsia="ru-RU"/>
         </w:rPr>
-        <w:t>&lt;body&gt;</w:t>
+        <w:t>&lt;</w:t>
+      </w:r>
+      <w:proofErr w:type="spellStart"/>
+      <w:r>
+        <w:rPr>
+          <w:rFonts w:ascii="Courier New" w:hAnsi="Courier New" w:cs="Courier New"/>
+          <w:color w:val="0000FF"/>
+          <w:sz w:val="16"/>
+          <w:szCs w:val="16"/>
+          <w:lang w:eastAsia="ru-RU"/>
+        </w:rPr>
+        <w:t>body</w:t>
+      </w:r>
+      <w:proofErr w:type="spellEnd"/>
+      <w:r>
+        <w:rPr>
+          <w:rFonts w:ascii="Courier New" w:hAnsi="Courier New" w:cs="Courier New"/>
+          <w:color w:val="0000FF"/>
+          <w:sz w:val="16"/>
+          <w:szCs w:val="16"/>
+          <w:lang w:eastAsia="ru-RU"/>
+        </w:rPr>
+        <w:t>&gt;</w:t>
       </w:r>
     </w:p>
     <w:p>
@@ -2335,19 +3060,43 @@
           <w:szCs w:val="16"/>
           <w:lang w:eastAsia="ru-RU"/>
         </w:rPr>
-        <w:t>&lt;h1&gt;</w:t>
-      </w:r>
-      <w:r>
-        <w:rPr>
-          <w:rFonts w:ascii="Courier New" w:hAnsi="Courier New" w:cs="Courier New"/>
-          <w:b/>
-          <w:bCs/>
-          <w:color w:val="000000"/>
-          <w:sz w:val="16"/>
-          <w:szCs w:val="16"/>
-          <w:lang w:eastAsia="ru-RU"/>
-        </w:rPr>
-        <w:t>Привет, Мир!</w:t>
+        <w:t>&lt;h</w:t>
+      </w:r>
+      <w:proofErr w:type="gramStart"/>
+      <w:r>
+        <w:rPr>
+          <w:rFonts w:ascii="Courier New" w:hAnsi="Courier New" w:cs="Courier New"/>
+          <w:color w:val="0000FF"/>
+          <w:sz w:val="16"/>
+          <w:szCs w:val="16"/>
+          <w:lang w:eastAsia="ru-RU"/>
+        </w:rPr>
+        <w:t>1&gt;</w:t>
+      </w:r>
+      <w:r>
+        <w:rPr>
+          <w:rFonts w:ascii="Courier New" w:hAnsi="Courier New" w:cs="Courier New"/>
+          <w:b/>
+          <w:bCs/>
+          <w:color w:val="000000"/>
+          <w:sz w:val="16"/>
+          <w:szCs w:val="16"/>
+          <w:lang w:eastAsia="ru-RU"/>
+        </w:rPr>
+        <w:t>Привет</w:t>
+      </w:r>
+      <w:proofErr w:type="gramEnd"/>
+      <w:r>
+        <w:rPr>
+          <w:rFonts w:ascii="Courier New" w:hAnsi="Courier New" w:cs="Courier New"/>
+          <w:b/>
+          <w:bCs/>
+          <w:color w:val="000000"/>
+          <w:sz w:val="16"/>
+          <w:szCs w:val="16"/>
+          <w:lang w:eastAsia="ru-RU"/>
+        </w:rPr>
+        <w:t>, Мир!</w:t>
       </w:r>
       <w:r>
         <w:rPr>
@@ -2390,19 +3139,43 @@
           <w:szCs w:val="16"/>
           <w:lang w:eastAsia="ru-RU"/>
         </w:rPr>
-        <w:t>&lt;h2&gt;</w:t>
-      </w:r>
-      <w:r>
-        <w:rPr>
-          <w:rFonts w:ascii="Courier New" w:hAnsi="Courier New" w:cs="Courier New"/>
-          <w:b/>
-          <w:bCs/>
-          <w:color w:val="000000"/>
-          <w:sz w:val="16"/>
-          <w:szCs w:val="16"/>
-          <w:lang w:eastAsia="ru-RU"/>
-        </w:rPr>
-        <w:t>Это учебный сайт, с его помощью будут изучены технологии</w:t>
+        <w:t>&lt;h</w:t>
+      </w:r>
+      <w:proofErr w:type="gramStart"/>
+      <w:r>
+        <w:rPr>
+          <w:rFonts w:ascii="Courier New" w:hAnsi="Courier New" w:cs="Courier New"/>
+          <w:color w:val="0000FF"/>
+          <w:sz w:val="16"/>
+          <w:szCs w:val="16"/>
+          <w:lang w:eastAsia="ru-RU"/>
+        </w:rPr>
+        <w:t>2&gt;</w:t>
+      </w:r>
+      <w:r>
+        <w:rPr>
+          <w:rFonts w:ascii="Courier New" w:hAnsi="Courier New" w:cs="Courier New"/>
+          <w:b/>
+          <w:bCs/>
+          <w:color w:val="000000"/>
+          <w:sz w:val="16"/>
+          <w:szCs w:val="16"/>
+          <w:lang w:eastAsia="ru-RU"/>
+        </w:rPr>
+        <w:t>Это</w:t>
+      </w:r>
+      <w:proofErr w:type="gramEnd"/>
+      <w:r>
+        <w:rPr>
+          <w:rFonts w:ascii="Courier New" w:hAnsi="Courier New" w:cs="Courier New"/>
+          <w:b/>
+          <w:bCs/>
+          <w:color w:val="000000"/>
+          <w:sz w:val="16"/>
+          <w:szCs w:val="16"/>
+          <w:lang w:eastAsia="ru-RU"/>
+        </w:rPr>
+        <w:t xml:space="preserve"> учебный сайт, с его помощью будут изучены технологии</w:t>
       </w:r>
     </w:p>
     <w:p>
@@ -2437,17 +3210,81 @@
           <w:szCs w:val="16"/>
           <w:lang w:val="en-US" w:eastAsia="ru-RU"/>
         </w:rPr>
-        <w:t>python/django, html/css.</w:t>
-      </w:r>
-      <w:r>
-        <w:rPr>
-          <w:rFonts w:ascii="Courier New" w:hAnsi="Courier New" w:cs="Courier New"/>
-          <w:color w:val="0000FF"/>
-          <w:sz w:val="16"/>
-          <w:szCs w:val="16"/>
-          <w:lang w:val="en-US" w:eastAsia="ru-RU"/>
-        </w:rPr>
-        <w:t>&lt;/h2&gt;</w:t>
+        <w:t>python/</w:t>
+      </w:r>
+      <w:proofErr w:type="spellStart"/>
+      <w:r>
+        <w:rPr>
+          <w:rFonts w:ascii="Courier New" w:hAnsi="Courier New" w:cs="Courier New"/>
+          <w:b/>
+          <w:bCs/>
+          <w:color w:val="000000"/>
+          <w:sz w:val="16"/>
+          <w:szCs w:val="16"/>
+          <w:lang w:val="en-US" w:eastAsia="ru-RU"/>
+        </w:rPr>
+        <w:t>django</w:t>
+      </w:r>
+      <w:proofErr w:type="spellEnd"/>
+      <w:r>
+        <w:rPr>
+          <w:rFonts w:ascii="Courier New" w:hAnsi="Courier New" w:cs="Courier New"/>
+          <w:b/>
+          <w:bCs/>
+          <w:color w:val="000000"/>
+          <w:sz w:val="16"/>
+          <w:szCs w:val="16"/>
+          <w:lang w:val="en-US" w:eastAsia="ru-RU"/>
+        </w:rPr>
+        <w:t>, html/</w:t>
+      </w:r>
+      <w:proofErr w:type="spellStart"/>
+      <w:proofErr w:type="gramStart"/>
+      <w:r>
+        <w:rPr>
+          <w:rFonts w:ascii="Courier New" w:hAnsi="Courier New" w:cs="Courier New"/>
+          <w:b/>
+          <w:bCs/>
+          <w:color w:val="000000"/>
+          <w:sz w:val="16"/>
+          <w:szCs w:val="16"/>
+          <w:lang w:val="en-US" w:eastAsia="ru-RU"/>
+        </w:rPr>
+        <w:t>css</w:t>
+      </w:r>
+      <w:proofErr w:type="spellEnd"/>
+      <w:r>
+        <w:rPr>
+          <w:rFonts w:ascii="Courier New" w:hAnsi="Courier New" w:cs="Courier New"/>
+          <w:b/>
+          <w:bCs/>
+          <w:color w:val="000000"/>
+          <w:sz w:val="16"/>
+          <w:szCs w:val="16"/>
+          <w:lang w:val="en-US" w:eastAsia="ru-RU"/>
+        </w:rPr>
+        <w:t>.</w:t>
+      </w:r>
+      <w:r>
+        <w:rPr>
+          <w:rFonts w:ascii="Courier New" w:hAnsi="Courier New" w:cs="Courier New"/>
+          <w:color w:val="0000FF"/>
+          <w:sz w:val="16"/>
+          <w:szCs w:val="16"/>
+          <w:lang w:val="en-US" w:eastAsia="ru-RU"/>
+        </w:rPr>
+        <w:t>&lt;</w:t>
+      </w:r>
+      <w:proofErr w:type="gramEnd"/>
+      <w:r>
+        <w:rPr>
+          <w:rFonts w:ascii="Courier New" w:hAnsi="Courier New" w:cs="Courier New"/>
+          <w:color w:val="0000FF"/>
+          <w:sz w:val="16"/>
+          <w:szCs w:val="16"/>
+          <w:lang w:val="en-US" w:eastAsia="ru-RU"/>
+        </w:rPr>
+        <w:t>/h2&gt;</w:t>
       </w:r>
     </w:p>
     <w:p>
@@ -2480,19 +3317,43 @@
           <w:szCs w:val="16"/>
           <w:lang w:eastAsia="ru-RU"/>
         </w:rPr>
-        <w:t>&lt;h3&gt;</w:t>
-      </w:r>
-      <w:r>
-        <w:rPr>
-          <w:rFonts w:ascii="Courier New" w:hAnsi="Courier New" w:cs="Courier New"/>
-          <w:b/>
-          <w:bCs/>
-          <w:color w:val="000000"/>
-          <w:sz w:val="16"/>
-          <w:szCs w:val="16"/>
-          <w:lang w:eastAsia="ru-RU"/>
-        </w:rPr>
-        <w:t>Как видите, здесь используются заголовки различных</w:t>
+        <w:t>&lt;h</w:t>
+      </w:r>
+      <w:proofErr w:type="gramStart"/>
+      <w:r>
+        <w:rPr>
+          <w:rFonts w:ascii="Courier New" w:hAnsi="Courier New" w:cs="Courier New"/>
+          <w:color w:val="0000FF"/>
+          <w:sz w:val="16"/>
+          <w:szCs w:val="16"/>
+          <w:lang w:eastAsia="ru-RU"/>
+        </w:rPr>
+        <w:t>3&gt;</w:t>
+      </w:r>
+      <w:r>
+        <w:rPr>
+          <w:rFonts w:ascii="Courier New" w:hAnsi="Courier New" w:cs="Courier New"/>
+          <w:b/>
+          <w:bCs/>
+          <w:color w:val="000000"/>
+          <w:sz w:val="16"/>
+          <w:szCs w:val="16"/>
+          <w:lang w:eastAsia="ru-RU"/>
+        </w:rPr>
+        <w:t>Как</w:t>
+      </w:r>
+      <w:proofErr w:type="gramEnd"/>
+      <w:r>
+        <w:rPr>
+          <w:rFonts w:ascii="Courier New" w:hAnsi="Courier New" w:cs="Courier New"/>
+          <w:b/>
+          <w:bCs/>
+          <w:color w:val="000000"/>
+          <w:sz w:val="16"/>
+          <w:szCs w:val="16"/>
+          <w:lang w:eastAsia="ru-RU"/>
+        </w:rPr>
+        <w:t xml:space="preserve"> видите, здесь используются заголовки различных</w:t>
       </w:r>
     </w:p>
     <w:p>
@@ -2517,6 +3378,7 @@
           <w:lang w:eastAsia="ru-RU"/>
         </w:rPr>
       </w:pPr>
+      <w:proofErr w:type="gramStart"/>
       <w:r>
         <w:rPr>
           <w:rFonts w:ascii="Courier New" w:hAnsi="Courier New" w:cs="Courier New"/>
@@ -2537,7 +3399,18 @@
           <w:szCs w:val="16"/>
           <w:lang w:eastAsia="ru-RU"/>
         </w:rPr>
-        <w:t>&lt;/h3&gt;</w:t>
+        <w:t>&lt;</w:t>
+      </w:r>
+      <w:proofErr w:type="gramEnd"/>
+      <w:r>
+        <w:rPr>
+          <w:rFonts w:ascii="Courier New" w:hAnsi="Courier New" w:cs="Courier New"/>
+          <w:color w:val="0000FF"/>
+          <w:sz w:val="16"/>
+          <w:szCs w:val="16"/>
+          <w:lang w:eastAsia="ru-RU"/>
+        </w:rPr>
+        <w:t>/h3&gt;</w:t>
       </w:r>
     </w:p>
     <w:p>
@@ -2593,19 +3466,43 @@
           <w:szCs w:val="16"/>
           <w:lang w:eastAsia="ru-RU"/>
         </w:rPr>
-        <w:t>&lt;h4&gt;</w:t>
-      </w:r>
-      <w:r>
-        <w:rPr>
-          <w:rFonts w:ascii="Courier New" w:hAnsi="Courier New" w:cs="Courier New"/>
-          <w:b/>
-          <w:bCs/>
-          <w:color w:val="000000"/>
-          <w:sz w:val="16"/>
-          <w:szCs w:val="16"/>
-          <w:lang w:eastAsia="ru-RU"/>
-        </w:rPr>
-        <w:t>Маркированный список:</w:t>
+        <w:t>&lt;h</w:t>
+      </w:r>
+      <w:proofErr w:type="gramStart"/>
+      <w:r>
+        <w:rPr>
+          <w:rFonts w:ascii="Courier New" w:hAnsi="Courier New" w:cs="Courier New"/>
+          <w:color w:val="0000FF"/>
+          <w:sz w:val="16"/>
+          <w:szCs w:val="16"/>
+          <w:lang w:eastAsia="ru-RU"/>
+        </w:rPr>
+        <w:t>4&gt;</w:t>
+      </w:r>
+      <w:r>
+        <w:rPr>
+          <w:rFonts w:ascii="Courier New" w:hAnsi="Courier New" w:cs="Courier New"/>
+          <w:b/>
+          <w:bCs/>
+          <w:color w:val="000000"/>
+          <w:sz w:val="16"/>
+          <w:szCs w:val="16"/>
+          <w:lang w:eastAsia="ru-RU"/>
+        </w:rPr>
+        <w:t>Маркированный</w:t>
+      </w:r>
+      <w:proofErr w:type="gramEnd"/>
+      <w:r>
+        <w:rPr>
+          <w:rFonts w:ascii="Courier New" w:hAnsi="Courier New" w:cs="Courier New"/>
+          <w:b/>
+          <w:bCs/>
+          <w:color w:val="000000"/>
+          <w:sz w:val="16"/>
+          <w:szCs w:val="16"/>
+          <w:lang w:eastAsia="ru-RU"/>
+        </w:rPr>
+        <w:t xml:space="preserve"> список:</w:t>
       </w:r>
       <w:r>
         <w:rPr>
@@ -2648,7 +3545,29 @@
           <w:szCs w:val="16"/>
           <w:lang w:eastAsia="ru-RU"/>
         </w:rPr>
-        <w:t>&lt;ul&gt;</w:t>
+        <w:t>&lt;</w:t>
+      </w:r>
+      <w:proofErr w:type="spellStart"/>
+      <w:r>
+        <w:rPr>
+          <w:rFonts w:ascii="Courier New" w:hAnsi="Courier New" w:cs="Courier New"/>
+          <w:color w:val="0000FF"/>
+          <w:sz w:val="16"/>
+          <w:szCs w:val="16"/>
+          <w:lang w:eastAsia="ru-RU"/>
+        </w:rPr>
+        <w:t>ul</w:t>
+      </w:r>
+      <w:proofErr w:type="spellEnd"/>
+      <w:r>
+        <w:rPr>
+          <w:rFonts w:ascii="Courier New" w:hAnsi="Courier New" w:cs="Courier New"/>
+          <w:color w:val="0000FF"/>
+          <w:sz w:val="16"/>
+          <w:szCs w:val="16"/>
+          <w:lang w:eastAsia="ru-RU"/>
+        </w:rPr>
+        <w:t>&gt;</w:t>
       </w:r>
     </w:p>
     <w:p>
@@ -2681,7 +3600,29 @@
           <w:szCs w:val="16"/>
           <w:lang w:eastAsia="ru-RU"/>
         </w:rPr>
-        <w:t>&lt;li&gt;</w:t>
+        <w:t>&lt;</w:t>
+      </w:r>
+      <w:proofErr w:type="spellStart"/>
+      <w:r>
+        <w:rPr>
+          <w:rFonts w:ascii="Courier New" w:hAnsi="Courier New" w:cs="Courier New"/>
+          <w:color w:val="0000FF"/>
+          <w:sz w:val="16"/>
+          <w:szCs w:val="16"/>
+          <w:lang w:eastAsia="ru-RU"/>
+        </w:rPr>
+        <w:t>li</w:t>
+      </w:r>
+      <w:proofErr w:type="spellEnd"/>
+      <w:r>
+        <w:rPr>
+          <w:rFonts w:ascii="Courier New" w:hAnsi="Courier New" w:cs="Courier New"/>
+          <w:color w:val="0000FF"/>
+          <w:sz w:val="16"/>
+          <w:szCs w:val="16"/>
+          <w:lang w:eastAsia="ru-RU"/>
+        </w:rPr>
+        <w:t>&gt;</w:t>
       </w:r>
       <w:r>
         <w:rPr>
@@ -2703,7 +3644,29 @@
           <w:szCs w:val="16"/>
           <w:lang w:eastAsia="ru-RU"/>
         </w:rPr>
-        <w:t>&lt;/li&gt;</w:t>
+        <w:t>&lt;/</w:t>
+      </w:r>
+      <w:proofErr w:type="spellStart"/>
+      <w:r>
+        <w:rPr>
+          <w:rFonts w:ascii="Courier New" w:hAnsi="Courier New" w:cs="Courier New"/>
+          <w:color w:val="0000FF"/>
+          <w:sz w:val="16"/>
+          <w:szCs w:val="16"/>
+          <w:lang w:eastAsia="ru-RU"/>
+        </w:rPr>
+        <w:t>li</w:t>
+      </w:r>
+      <w:proofErr w:type="spellEnd"/>
+      <w:r>
+        <w:rPr>
+          <w:rFonts w:ascii="Courier New" w:hAnsi="Courier New" w:cs="Courier New"/>
+          <w:color w:val="0000FF"/>
+          <w:sz w:val="16"/>
+          <w:szCs w:val="16"/>
+          <w:lang w:eastAsia="ru-RU"/>
+        </w:rPr>
+        <w:t>&gt;</w:t>
       </w:r>
     </w:p>
     <w:p>
@@ -2736,7 +3699,29 @@
           <w:szCs w:val="16"/>
           <w:lang w:eastAsia="ru-RU"/>
         </w:rPr>
-        <w:t>&lt;li&gt;</w:t>
+        <w:t>&lt;</w:t>
+      </w:r>
+      <w:proofErr w:type="spellStart"/>
+      <w:r>
+        <w:rPr>
+          <w:rFonts w:ascii="Courier New" w:hAnsi="Courier New" w:cs="Courier New"/>
+          <w:color w:val="0000FF"/>
+          <w:sz w:val="16"/>
+          <w:szCs w:val="16"/>
+          <w:lang w:eastAsia="ru-RU"/>
+        </w:rPr>
+        <w:t>li</w:t>
+      </w:r>
+      <w:proofErr w:type="spellEnd"/>
+      <w:r>
+        <w:rPr>
+          <w:rFonts w:ascii="Courier New" w:hAnsi="Courier New" w:cs="Courier New"/>
+          <w:color w:val="0000FF"/>
+          <w:sz w:val="16"/>
+          <w:szCs w:val="16"/>
+          <w:lang w:eastAsia="ru-RU"/>
+        </w:rPr>
+        <w:t>&gt;</w:t>
       </w:r>
       <w:r>
         <w:rPr>
@@ -2758,7 +3743,29 @@
           <w:szCs w:val="16"/>
           <w:lang w:eastAsia="ru-RU"/>
         </w:rPr>
-        <w:t>&lt;/li&gt;</w:t>
+        <w:t>&lt;/</w:t>
+      </w:r>
+      <w:proofErr w:type="spellStart"/>
+      <w:r>
+        <w:rPr>
+          <w:rFonts w:ascii="Courier New" w:hAnsi="Courier New" w:cs="Courier New"/>
+          <w:color w:val="0000FF"/>
+          <w:sz w:val="16"/>
+          <w:szCs w:val="16"/>
+          <w:lang w:eastAsia="ru-RU"/>
+        </w:rPr>
+        <w:t>li</w:t>
+      </w:r>
+      <w:proofErr w:type="spellEnd"/>
+      <w:r>
+        <w:rPr>
+          <w:rFonts w:ascii="Courier New" w:hAnsi="Courier New" w:cs="Courier New"/>
+          <w:color w:val="0000FF"/>
+          <w:sz w:val="16"/>
+          <w:szCs w:val="16"/>
+          <w:lang w:eastAsia="ru-RU"/>
+        </w:rPr>
+        <w:t>&gt;</w:t>
       </w:r>
     </w:p>
     <w:p>
@@ -2791,7 +3798,29 @@
           <w:szCs w:val="16"/>
           <w:lang w:eastAsia="ru-RU"/>
         </w:rPr>
-        <w:t>&lt;li&gt;</w:t>
+        <w:t>&lt;</w:t>
+      </w:r>
+      <w:proofErr w:type="spellStart"/>
+      <w:r>
+        <w:rPr>
+          <w:rFonts w:ascii="Courier New" w:hAnsi="Courier New" w:cs="Courier New"/>
+          <w:color w:val="0000FF"/>
+          <w:sz w:val="16"/>
+          <w:szCs w:val="16"/>
+          <w:lang w:eastAsia="ru-RU"/>
+        </w:rPr>
+        <w:t>li</w:t>
+      </w:r>
+      <w:proofErr w:type="spellEnd"/>
+      <w:r>
+        <w:rPr>
+          <w:rFonts w:ascii="Courier New" w:hAnsi="Courier New" w:cs="Courier New"/>
+          <w:color w:val="0000FF"/>
+          <w:sz w:val="16"/>
+          <w:szCs w:val="16"/>
+          <w:lang w:eastAsia="ru-RU"/>
+        </w:rPr>
+        <w:t>&gt;</w:t>
       </w:r>
       <w:r>
         <w:rPr>
@@ -2813,7 +3842,29 @@
           <w:szCs w:val="16"/>
           <w:lang w:eastAsia="ru-RU"/>
         </w:rPr>
-        <w:t>&lt;/li&gt;</w:t>
+        <w:t>&lt;/</w:t>
+      </w:r>
+      <w:proofErr w:type="spellStart"/>
+      <w:r>
+        <w:rPr>
+          <w:rFonts w:ascii="Courier New" w:hAnsi="Courier New" w:cs="Courier New"/>
+          <w:color w:val="0000FF"/>
+          <w:sz w:val="16"/>
+          <w:szCs w:val="16"/>
+          <w:lang w:eastAsia="ru-RU"/>
+        </w:rPr>
+        <w:t>li</w:t>
+      </w:r>
+      <w:proofErr w:type="spellEnd"/>
+      <w:r>
+        <w:rPr>
+          <w:rFonts w:ascii="Courier New" w:hAnsi="Courier New" w:cs="Courier New"/>
+          <w:color w:val="0000FF"/>
+          <w:sz w:val="16"/>
+          <w:szCs w:val="16"/>
+          <w:lang w:eastAsia="ru-RU"/>
+        </w:rPr>
+        <w:t>&gt;</w:t>
       </w:r>
     </w:p>
     <w:p>
@@ -2846,29 +3897,97 @@
           <w:szCs w:val="16"/>
           <w:lang w:eastAsia="ru-RU"/>
         </w:rPr>
-        <w:t>&lt;li&gt;</w:t>
-      </w:r>
-      <w:r>
-        <w:rPr>
-          <w:rFonts w:ascii="Courier New" w:hAnsi="Courier New" w:cs="Courier New"/>
-          <w:b/>
-          <w:bCs/>
-          <w:color w:val="000000"/>
-          <w:sz w:val="16"/>
-          <w:szCs w:val="16"/>
-          <w:lang w:eastAsia="ru-RU"/>
-        </w:rPr>
-        <w:t>последний элемент.</w:t>
-      </w:r>
-      <w:r>
-        <w:rPr>
-          <w:rFonts w:ascii="Courier New" w:hAnsi="Courier New" w:cs="Courier New"/>
-          <w:color w:val="0000FF"/>
-          <w:sz w:val="16"/>
-          <w:szCs w:val="16"/>
-          <w:lang w:eastAsia="ru-RU"/>
-        </w:rPr>
-        <w:t>&lt;/li&gt;</w:t>
+        <w:t>&lt;</w:t>
+      </w:r>
+      <w:proofErr w:type="spellStart"/>
+      <w:r>
+        <w:rPr>
+          <w:rFonts w:ascii="Courier New" w:hAnsi="Courier New" w:cs="Courier New"/>
+          <w:color w:val="0000FF"/>
+          <w:sz w:val="16"/>
+          <w:szCs w:val="16"/>
+          <w:lang w:eastAsia="ru-RU"/>
+        </w:rPr>
+        <w:t>li</w:t>
+      </w:r>
+      <w:proofErr w:type="spellEnd"/>
+      <w:r>
+        <w:rPr>
+          <w:rFonts w:ascii="Courier New" w:hAnsi="Courier New" w:cs="Courier New"/>
+          <w:color w:val="0000FF"/>
+          <w:sz w:val="16"/>
+          <w:szCs w:val="16"/>
+          <w:lang w:eastAsia="ru-RU"/>
+        </w:rPr>
+        <w:t>&gt;</w:t>
+      </w:r>
+      <w:r>
+        <w:rPr>
+          <w:rFonts w:ascii="Courier New" w:hAnsi="Courier New" w:cs="Courier New"/>
+          <w:b/>
+          <w:bCs/>
+          <w:color w:val="000000"/>
+          <w:sz w:val="16"/>
+          <w:szCs w:val="16"/>
+          <w:lang w:eastAsia="ru-RU"/>
+        </w:rPr>
+        <w:t xml:space="preserve">последний </w:t>
+      </w:r>
+      <w:proofErr w:type="gramStart"/>
+      <w:r>
+        <w:rPr>
+          <w:rFonts w:ascii="Courier New" w:hAnsi="Courier New" w:cs="Courier New"/>
+          <w:b/>
+          <w:bCs/>
+          <w:color w:val="000000"/>
+          <w:sz w:val="16"/>
+          <w:szCs w:val="16"/>
+          <w:lang w:eastAsia="ru-RU"/>
+        </w:rPr>
+        <w:t>элемент.</w:t>
+      </w:r>
+      <w:r>
+        <w:rPr>
+          <w:rFonts w:ascii="Courier New" w:hAnsi="Courier New" w:cs="Courier New"/>
+          <w:color w:val="0000FF"/>
+          <w:sz w:val="16"/>
+          <w:szCs w:val="16"/>
+          <w:lang w:eastAsia="ru-RU"/>
+        </w:rPr>
+        <w:t>&lt;</w:t>
+      </w:r>
+      <w:proofErr w:type="gramEnd"/>
+      <w:r>
+        <w:rPr>
+          <w:rFonts w:ascii="Courier New" w:hAnsi="Courier New" w:cs="Courier New"/>
+          <w:color w:val="0000FF"/>
+          <w:sz w:val="16"/>
+          <w:szCs w:val="16"/>
+          <w:lang w:eastAsia="ru-RU"/>
+        </w:rPr>
+        <w:t>/</w:t>
+      </w:r>
+      <w:proofErr w:type="spellStart"/>
+      <w:r>
+        <w:rPr>
+          <w:rFonts w:ascii="Courier New" w:hAnsi="Courier New" w:cs="Courier New"/>
+          <w:color w:val="0000FF"/>
+          <w:sz w:val="16"/>
+          <w:szCs w:val="16"/>
+          <w:lang w:eastAsia="ru-RU"/>
+        </w:rPr>
+        <w:t>li</w:t>
+      </w:r>
+      <w:proofErr w:type="spellEnd"/>
+      <w:r>
+        <w:rPr>
+          <w:rFonts w:ascii="Courier New" w:hAnsi="Courier New" w:cs="Courier New"/>
+          <w:color w:val="0000FF"/>
+          <w:sz w:val="16"/>
+          <w:szCs w:val="16"/>
+          <w:lang w:eastAsia="ru-RU"/>
+        </w:rPr>
+        <w:t>&gt;</w:t>
       </w:r>
     </w:p>
     <w:p>
@@ -2901,7 +4020,29 @@
           <w:szCs w:val="16"/>
           <w:lang w:eastAsia="ru-RU"/>
         </w:rPr>
-        <w:t>&lt;/ul&gt;</w:t>
+        <w:t>&lt;/</w:t>
+      </w:r>
+      <w:proofErr w:type="spellStart"/>
+      <w:r>
+        <w:rPr>
+          <w:rFonts w:ascii="Courier New" w:hAnsi="Courier New" w:cs="Courier New"/>
+          <w:color w:val="0000FF"/>
+          <w:sz w:val="16"/>
+          <w:szCs w:val="16"/>
+          <w:lang w:eastAsia="ru-RU"/>
+        </w:rPr>
+        <w:t>ul</w:t>
+      </w:r>
+      <w:proofErr w:type="spellEnd"/>
+      <w:r>
+        <w:rPr>
+          <w:rFonts w:ascii="Courier New" w:hAnsi="Courier New" w:cs="Courier New"/>
+          <w:color w:val="0000FF"/>
+          <w:sz w:val="16"/>
+          <w:szCs w:val="16"/>
+          <w:lang w:eastAsia="ru-RU"/>
+        </w:rPr>
+        <w:t>&gt;</w:t>
       </w:r>
     </w:p>
     <w:p>
@@ -2957,19 +4098,43 @@
           <w:szCs w:val="16"/>
           <w:lang w:eastAsia="ru-RU"/>
         </w:rPr>
-        <w:t>&lt;h4&gt;</w:t>
-      </w:r>
-      <w:r>
-        <w:rPr>
-          <w:rFonts w:ascii="Courier New" w:hAnsi="Courier New" w:cs="Courier New"/>
-          <w:b/>
-          <w:bCs/>
-          <w:color w:val="000000"/>
-          <w:sz w:val="16"/>
-          <w:szCs w:val="16"/>
-          <w:lang w:eastAsia="ru-RU"/>
-        </w:rPr>
-        <w:t>Нумерованный список:</w:t>
+        <w:t>&lt;h</w:t>
+      </w:r>
+      <w:proofErr w:type="gramStart"/>
+      <w:r>
+        <w:rPr>
+          <w:rFonts w:ascii="Courier New" w:hAnsi="Courier New" w:cs="Courier New"/>
+          <w:color w:val="0000FF"/>
+          <w:sz w:val="16"/>
+          <w:szCs w:val="16"/>
+          <w:lang w:eastAsia="ru-RU"/>
+        </w:rPr>
+        <w:t>4&gt;</w:t>
+      </w:r>
+      <w:r>
+        <w:rPr>
+          <w:rFonts w:ascii="Courier New" w:hAnsi="Courier New" w:cs="Courier New"/>
+          <w:b/>
+          <w:bCs/>
+          <w:color w:val="000000"/>
+          <w:sz w:val="16"/>
+          <w:szCs w:val="16"/>
+          <w:lang w:eastAsia="ru-RU"/>
+        </w:rPr>
+        <w:t>Нумерованный</w:t>
+      </w:r>
+      <w:proofErr w:type="gramEnd"/>
+      <w:r>
+        <w:rPr>
+          <w:rFonts w:ascii="Courier New" w:hAnsi="Courier New" w:cs="Courier New"/>
+          <w:b/>
+          <w:bCs/>
+          <w:color w:val="000000"/>
+          <w:sz w:val="16"/>
+          <w:szCs w:val="16"/>
+          <w:lang w:eastAsia="ru-RU"/>
+        </w:rPr>
+        <w:t xml:space="preserve"> список:</w:t>
       </w:r>
       <w:r>
         <w:rPr>
@@ -3012,7 +4177,29 @@
           <w:szCs w:val="16"/>
           <w:lang w:eastAsia="ru-RU"/>
         </w:rPr>
-        <w:t>&lt;ol&gt;</w:t>
+        <w:t>&lt;</w:t>
+      </w:r>
+      <w:proofErr w:type="spellStart"/>
+      <w:r>
+        <w:rPr>
+          <w:rFonts w:ascii="Courier New" w:hAnsi="Courier New" w:cs="Courier New"/>
+          <w:color w:val="0000FF"/>
+          <w:sz w:val="16"/>
+          <w:szCs w:val="16"/>
+          <w:lang w:eastAsia="ru-RU"/>
+        </w:rPr>
+        <w:t>ol</w:t>
+      </w:r>
+      <w:proofErr w:type="spellEnd"/>
+      <w:r>
+        <w:rPr>
+          <w:rFonts w:ascii="Courier New" w:hAnsi="Courier New" w:cs="Courier New"/>
+          <w:color w:val="0000FF"/>
+          <w:sz w:val="16"/>
+          <w:szCs w:val="16"/>
+          <w:lang w:eastAsia="ru-RU"/>
+        </w:rPr>
+        <w:t>&gt;</w:t>
       </w:r>
     </w:p>
     <w:p>
@@ -3045,7 +4232,29 @@
           <w:szCs w:val="16"/>
           <w:lang w:eastAsia="ru-RU"/>
         </w:rPr>
-        <w:t>&lt;li&gt;</w:t>
+        <w:t>&lt;</w:t>
+      </w:r>
+      <w:proofErr w:type="spellStart"/>
+      <w:r>
+        <w:rPr>
+          <w:rFonts w:ascii="Courier New" w:hAnsi="Courier New" w:cs="Courier New"/>
+          <w:color w:val="0000FF"/>
+          <w:sz w:val="16"/>
+          <w:szCs w:val="16"/>
+          <w:lang w:eastAsia="ru-RU"/>
+        </w:rPr>
+        <w:t>li</w:t>
+      </w:r>
+      <w:proofErr w:type="spellEnd"/>
+      <w:r>
+        <w:rPr>
+          <w:rFonts w:ascii="Courier New" w:hAnsi="Courier New" w:cs="Courier New"/>
+          <w:color w:val="0000FF"/>
+          <w:sz w:val="16"/>
+          <w:szCs w:val="16"/>
+          <w:lang w:eastAsia="ru-RU"/>
+        </w:rPr>
+        <w:t>&gt;</w:t>
       </w:r>
       <w:r>
         <w:rPr>
@@ -3067,7 +4276,29 @@
           <w:szCs w:val="16"/>
           <w:lang w:eastAsia="ru-RU"/>
         </w:rPr>
-        <w:t>&lt;/li&gt;</w:t>
+        <w:t>&lt;/</w:t>
+      </w:r>
+      <w:proofErr w:type="spellStart"/>
+      <w:r>
+        <w:rPr>
+          <w:rFonts w:ascii="Courier New" w:hAnsi="Courier New" w:cs="Courier New"/>
+          <w:color w:val="0000FF"/>
+          <w:sz w:val="16"/>
+          <w:szCs w:val="16"/>
+          <w:lang w:eastAsia="ru-RU"/>
+        </w:rPr>
+        <w:t>li</w:t>
+      </w:r>
+      <w:proofErr w:type="spellEnd"/>
+      <w:r>
+        <w:rPr>
+          <w:rFonts w:ascii="Courier New" w:hAnsi="Courier New" w:cs="Courier New"/>
+          <w:color w:val="0000FF"/>
+          <w:sz w:val="16"/>
+          <w:szCs w:val="16"/>
+          <w:lang w:eastAsia="ru-RU"/>
+        </w:rPr>
+        <w:t>&gt;</w:t>
       </w:r>
     </w:p>
     <w:p>
@@ -3100,7 +4331,29 @@
           <w:szCs w:val="16"/>
           <w:lang w:eastAsia="ru-RU"/>
         </w:rPr>
-        <w:t>&lt;li&gt;</w:t>
+        <w:t>&lt;</w:t>
+      </w:r>
+      <w:proofErr w:type="spellStart"/>
+      <w:r>
+        <w:rPr>
+          <w:rFonts w:ascii="Courier New" w:hAnsi="Courier New" w:cs="Courier New"/>
+          <w:color w:val="0000FF"/>
+          <w:sz w:val="16"/>
+          <w:szCs w:val="16"/>
+          <w:lang w:eastAsia="ru-RU"/>
+        </w:rPr>
+        <w:t>li</w:t>
+      </w:r>
+      <w:proofErr w:type="spellEnd"/>
+      <w:r>
+        <w:rPr>
+          <w:rFonts w:ascii="Courier New" w:hAnsi="Courier New" w:cs="Courier New"/>
+          <w:color w:val="0000FF"/>
+          <w:sz w:val="16"/>
+          <w:szCs w:val="16"/>
+          <w:lang w:eastAsia="ru-RU"/>
+        </w:rPr>
+        <w:t>&gt;</w:t>
       </w:r>
       <w:r>
         <w:rPr>
@@ -3122,7 +4375,29 @@
           <w:szCs w:val="16"/>
           <w:lang w:eastAsia="ru-RU"/>
         </w:rPr>
-        <w:t>&lt;/li&gt;</w:t>
+        <w:t>&lt;/</w:t>
+      </w:r>
+      <w:proofErr w:type="spellStart"/>
+      <w:r>
+        <w:rPr>
+          <w:rFonts w:ascii="Courier New" w:hAnsi="Courier New" w:cs="Courier New"/>
+          <w:color w:val="0000FF"/>
+          <w:sz w:val="16"/>
+          <w:szCs w:val="16"/>
+          <w:lang w:eastAsia="ru-RU"/>
+        </w:rPr>
+        <w:t>li</w:t>
+      </w:r>
+      <w:proofErr w:type="spellEnd"/>
+      <w:r>
+        <w:rPr>
+          <w:rFonts w:ascii="Courier New" w:hAnsi="Courier New" w:cs="Courier New"/>
+          <w:color w:val="0000FF"/>
+          <w:sz w:val="16"/>
+          <w:szCs w:val="16"/>
+          <w:lang w:eastAsia="ru-RU"/>
+        </w:rPr>
+        <w:t>&gt;</w:t>
       </w:r>
     </w:p>
     <w:p>
@@ -3155,7 +4430,29 @@
           <w:szCs w:val="16"/>
           <w:lang w:eastAsia="ru-RU"/>
         </w:rPr>
-        <w:t>&lt;li&gt;</w:t>
+        <w:t>&lt;</w:t>
+      </w:r>
+      <w:proofErr w:type="spellStart"/>
+      <w:r>
+        <w:rPr>
+          <w:rFonts w:ascii="Courier New" w:hAnsi="Courier New" w:cs="Courier New"/>
+          <w:color w:val="0000FF"/>
+          <w:sz w:val="16"/>
+          <w:szCs w:val="16"/>
+          <w:lang w:eastAsia="ru-RU"/>
+        </w:rPr>
+        <w:t>li</w:t>
+      </w:r>
+      <w:proofErr w:type="spellEnd"/>
+      <w:r>
+        <w:rPr>
+          <w:rFonts w:ascii="Courier New" w:hAnsi="Courier New" w:cs="Courier New"/>
+          <w:color w:val="0000FF"/>
+          <w:sz w:val="16"/>
+          <w:szCs w:val="16"/>
+          <w:lang w:eastAsia="ru-RU"/>
+        </w:rPr>
+        <w:t>&gt;</w:t>
       </w:r>
       <w:r>
         <w:rPr>
@@ -3177,7 +4474,29 @@
           <w:szCs w:val="16"/>
           <w:lang w:eastAsia="ru-RU"/>
         </w:rPr>
-        <w:t>&lt;/li&gt;</w:t>
+        <w:t>&lt;/</w:t>
+      </w:r>
+      <w:proofErr w:type="spellStart"/>
+      <w:r>
+        <w:rPr>
+          <w:rFonts w:ascii="Courier New" w:hAnsi="Courier New" w:cs="Courier New"/>
+          <w:color w:val="0000FF"/>
+          <w:sz w:val="16"/>
+          <w:szCs w:val="16"/>
+          <w:lang w:eastAsia="ru-RU"/>
+        </w:rPr>
+        <w:t>li</w:t>
+      </w:r>
+      <w:proofErr w:type="spellEnd"/>
+      <w:r>
+        <w:rPr>
+          <w:rFonts w:ascii="Courier New" w:hAnsi="Courier New" w:cs="Courier New"/>
+          <w:color w:val="0000FF"/>
+          <w:sz w:val="16"/>
+          <w:szCs w:val="16"/>
+          <w:lang w:eastAsia="ru-RU"/>
+        </w:rPr>
+        <w:t>&gt;</w:t>
       </w:r>
     </w:p>
     <w:p>
@@ -3210,29 +4529,97 @@
           <w:szCs w:val="16"/>
           <w:lang w:eastAsia="ru-RU"/>
         </w:rPr>
-        <w:t>&lt;li&gt;</w:t>
-      </w:r>
-      <w:r>
-        <w:rPr>
-          <w:rFonts w:ascii="Courier New" w:hAnsi="Courier New" w:cs="Courier New"/>
-          <w:b/>
-          <w:bCs/>
-          <w:color w:val="000000"/>
-          <w:sz w:val="16"/>
-          <w:szCs w:val="16"/>
-          <w:lang w:eastAsia="ru-RU"/>
-        </w:rPr>
-        <w:t>последний элемент.</w:t>
-      </w:r>
-      <w:r>
-        <w:rPr>
-          <w:rFonts w:ascii="Courier New" w:hAnsi="Courier New" w:cs="Courier New"/>
-          <w:color w:val="0000FF"/>
-          <w:sz w:val="16"/>
-          <w:szCs w:val="16"/>
-          <w:lang w:eastAsia="ru-RU"/>
-        </w:rPr>
-        <w:t>&lt;/li&gt;</w:t>
+        <w:t>&lt;</w:t>
+      </w:r>
+      <w:proofErr w:type="spellStart"/>
+      <w:r>
+        <w:rPr>
+          <w:rFonts w:ascii="Courier New" w:hAnsi="Courier New" w:cs="Courier New"/>
+          <w:color w:val="0000FF"/>
+          <w:sz w:val="16"/>
+          <w:szCs w:val="16"/>
+          <w:lang w:eastAsia="ru-RU"/>
+        </w:rPr>
+        <w:t>li</w:t>
+      </w:r>
+      <w:proofErr w:type="spellEnd"/>
+      <w:r>
+        <w:rPr>
+          <w:rFonts w:ascii="Courier New" w:hAnsi="Courier New" w:cs="Courier New"/>
+          <w:color w:val="0000FF"/>
+          <w:sz w:val="16"/>
+          <w:szCs w:val="16"/>
+          <w:lang w:eastAsia="ru-RU"/>
+        </w:rPr>
+        <w:t>&gt;</w:t>
+      </w:r>
+      <w:r>
+        <w:rPr>
+          <w:rFonts w:ascii="Courier New" w:hAnsi="Courier New" w:cs="Courier New"/>
+          <w:b/>
+          <w:bCs/>
+          <w:color w:val="000000"/>
+          <w:sz w:val="16"/>
+          <w:szCs w:val="16"/>
+          <w:lang w:eastAsia="ru-RU"/>
+        </w:rPr>
+        <w:t xml:space="preserve">последний </w:t>
+      </w:r>
+      <w:proofErr w:type="gramStart"/>
+      <w:r>
+        <w:rPr>
+          <w:rFonts w:ascii="Courier New" w:hAnsi="Courier New" w:cs="Courier New"/>
+          <w:b/>
+          <w:bCs/>
+          <w:color w:val="000000"/>
+          <w:sz w:val="16"/>
+          <w:szCs w:val="16"/>
+          <w:lang w:eastAsia="ru-RU"/>
+        </w:rPr>
+        <w:t>элемент.</w:t>
+      </w:r>
+      <w:r>
+        <w:rPr>
+          <w:rFonts w:ascii="Courier New" w:hAnsi="Courier New" w:cs="Courier New"/>
+          <w:color w:val="0000FF"/>
+          <w:sz w:val="16"/>
+          <w:szCs w:val="16"/>
+          <w:lang w:eastAsia="ru-RU"/>
+        </w:rPr>
+        <w:t>&lt;</w:t>
+      </w:r>
+      <w:proofErr w:type="gramEnd"/>
+      <w:r>
+        <w:rPr>
+          <w:rFonts w:ascii="Courier New" w:hAnsi="Courier New" w:cs="Courier New"/>
+          <w:color w:val="0000FF"/>
+          <w:sz w:val="16"/>
+          <w:szCs w:val="16"/>
+          <w:lang w:eastAsia="ru-RU"/>
+        </w:rPr>
+        <w:t>/</w:t>
+      </w:r>
+      <w:proofErr w:type="spellStart"/>
+      <w:r>
+        <w:rPr>
+          <w:rFonts w:ascii="Courier New" w:hAnsi="Courier New" w:cs="Courier New"/>
+          <w:color w:val="0000FF"/>
+          <w:sz w:val="16"/>
+          <w:szCs w:val="16"/>
+          <w:lang w:eastAsia="ru-RU"/>
+        </w:rPr>
+        <w:t>li</w:t>
+      </w:r>
+      <w:proofErr w:type="spellEnd"/>
+      <w:r>
+        <w:rPr>
+          <w:rFonts w:ascii="Courier New" w:hAnsi="Courier New" w:cs="Courier New"/>
+          <w:color w:val="0000FF"/>
+          <w:sz w:val="16"/>
+          <w:szCs w:val="16"/>
+          <w:lang w:eastAsia="ru-RU"/>
+        </w:rPr>
+        <w:t>&gt;</w:t>
       </w:r>
     </w:p>
     <w:p>
@@ -3265,7 +4652,29 @@
           <w:szCs w:val="16"/>
           <w:lang w:eastAsia="ru-RU"/>
         </w:rPr>
-        <w:t>&lt;/ol&gt;</w:t>
+        <w:t>&lt;/</w:t>
+      </w:r>
+      <w:proofErr w:type="spellStart"/>
+      <w:r>
+        <w:rPr>
+          <w:rFonts w:ascii="Courier New" w:hAnsi="Courier New" w:cs="Courier New"/>
+          <w:color w:val="0000FF"/>
+          <w:sz w:val="16"/>
+          <w:szCs w:val="16"/>
+          <w:lang w:eastAsia="ru-RU"/>
+        </w:rPr>
+        <w:t>ol</w:t>
+      </w:r>
+      <w:proofErr w:type="spellEnd"/>
+      <w:r>
+        <w:rPr>
+          <w:rFonts w:ascii="Courier New" w:hAnsi="Courier New" w:cs="Courier New"/>
+          <w:color w:val="0000FF"/>
+          <w:sz w:val="16"/>
+          <w:szCs w:val="16"/>
+          <w:lang w:eastAsia="ru-RU"/>
+        </w:rPr>
+        <w:t>&gt;</w:t>
       </w:r>
     </w:p>
     <w:p>
@@ -3409,7 +4818,29 @@
           <w:szCs w:val="16"/>
           <w:lang w:val="en-US" w:eastAsia="ru-RU"/>
         </w:rPr>
-        <w:t>&lt;thead&gt;</w:t>
+        <w:t>&lt;</w:t>
+      </w:r>
+      <w:proofErr w:type="spellStart"/>
+      <w:r>
+        <w:rPr>
+          <w:rFonts w:ascii="Courier New" w:hAnsi="Courier New" w:cs="Courier New"/>
+          <w:color w:val="0000FF"/>
+          <w:sz w:val="16"/>
+          <w:szCs w:val="16"/>
+          <w:lang w:val="en-US" w:eastAsia="ru-RU"/>
+        </w:rPr>
+        <w:t>thead</w:t>
+      </w:r>
+      <w:proofErr w:type="spellEnd"/>
+      <w:r>
+        <w:rPr>
+          <w:rFonts w:ascii="Courier New" w:hAnsi="Courier New" w:cs="Courier New"/>
+          <w:color w:val="0000FF"/>
+          <w:sz w:val="16"/>
+          <w:szCs w:val="16"/>
+          <w:lang w:val="en-US" w:eastAsia="ru-RU"/>
+        </w:rPr>
+        <w:t>&gt;</w:t>
       </w:r>
     </w:p>
     <w:p>
@@ -3475,7 +4906,29 @@
           <w:szCs w:val="16"/>
           <w:lang w:val="en-US" w:eastAsia="ru-RU"/>
         </w:rPr>
-        <w:t>&lt;th&gt;</w:t>
+        <w:t>&lt;</w:t>
+      </w:r>
+      <w:proofErr w:type="spellStart"/>
+      <w:r>
+        <w:rPr>
+          <w:rFonts w:ascii="Courier New" w:hAnsi="Courier New" w:cs="Courier New"/>
+          <w:color w:val="0000FF"/>
+          <w:sz w:val="16"/>
+          <w:szCs w:val="16"/>
+          <w:lang w:val="en-US" w:eastAsia="ru-RU"/>
+        </w:rPr>
+        <w:t>th</w:t>
+      </w:r>
+      <w:proofErr w:type="spellEnd"/>
+      <w:r>
+        <w:rPr>
+          <w:rFonts w:ascii="Courier New" w:hAnsi="Courier New" w:cs="Courier New"/>
+          <w:color w:val="0000FF"/>
+          <w:sz w:val="16"/>
+          <w:szCs w:val="16"/>
+          <w:lang w:val="en-US" w:eastAsia="ru-RU"/>
+        </w:rPr>
+        <w:t>&gt;</w:t>
       </w:r>
       <w:r>
         <w:rPr>
@@ -3509,7 +4962,29 @@
           <w:szCs w:val="16"/>
           <w:lang w:val="en-US" w:eastAsia="ru-RU"/>
         </w:rPr>
-        <w:t>&lt;/th&gt;</w:t>
+        <w:t>&lt;/</w:t>
+      </w:r>
+      <w:proofErr w:type="spellStart"/>
+      <w:r>
+        <w:rPr>
+          <w:rFonts w:ascii="Courier New" w:hAnsi="Courier New" w:cs="Courier New"/>
+          <w:color w:val="0000FF"/>
+          <w:sz w:val="16"/>
+          <w:szCs w:val="16"/>
+          <w:lang w:val="en-US" w:eastAsia="ru-RU"/>
+        </w:rPr>
+        <w:t>th</w:t>
+      </w:r>
+      <w:proofErr w:type="spellEnd"/>
+      <w:r>
+        <w:rPr>
+          <w:rFonts w:ascii="Courier New" w:hAnsi="Courier New" w:cs="Courier New"/>
+          <w:color w:val="0000FF"/>
+          <w:sz w:val="16"/>
+          <w:szCs w:val="16"/>
+          <w:lang w:val="en-US" w:eastAsia="ru-RU"/>
+        </w:rPr>
+        <w:t>&gt;</w:t>
       </w:r>
     </w:p>
     <w:p>
@@ -3543,7 +5018,29 @@
           <w:lang w:val="en-US" w:eastAsia="ru-RU"/>
         </w:rPr>
         <w:lastRenderedPageBreak/>
-        <w:t>&lt;th&gt;</w:t>
+        <w:t>&lt;</w:t>
+      </w:r>
+      <w:proofErr w:type="spellStart"/>
+      <w:r>
+        <w:rPr>
+          <w:rFonts w:ascii="Courier New" w:hAnsi="Courier New" w:cs="Courier New"/>
+          <w:color w:val="0000FF"/>
+          <w:sz w:val="16"/>
+          <w:szCs w:val="16"/>
+          <w:lang w:val="en-US" w:eastAsia="ru-RU"/>
+        </w:rPr>
+        <w:t>th</w:t>
+      </w:r>
+      <w:proofErr w:type="spellEnd"/>
+      <w:r>
+        <w:rPr>
+          <w:rFonts w:ascii="Courier New" w:hAnsi="Courier New" w:cs="Courier New"/>
+          <w:color w:val="0000FF"/>
+          <w:sz w:val="16"/>
+          <w:szCs w:val="16"/>
+          <w:lang w:val="en-US" w:eastAsia="ru-RU"/>
+        </w:rPr>
+        <w:t>&gt;</w:t>
       </w:r>
       <w:r>
         <w:rPr>
@@ -3577,7 +5074,29 @@
           <w:szCs w:val="16"/>
           <w:lang w:val="en-US" w:eastAsia="ru-RU"/>
         </w:rPr>
-        <w:t>&lt;/th&gt;</w:t>
+        <w:t>&lt;/</w:t>
+      </w:r>
+      <w:proofErr w:type="spellStart"/>
+      <w:r>
+        <w:rPr>
+          <w:rFonts w:ascii="Courier New" w:hAnsi="Courier New" w:cs="Courier New"/>
+          <w:color w:val="0000FF"/>
+          <w:sz w:val="16"/>
+          <w:szCs w:val="16"/>
+          <w:lang w:val="en-US" w:eastAsia="ru-RU"/>
+        </w:rPr>
+        <w:t>th</w:t>
+      </w:r>
+      <w:proofErr w:type="spellEnd"/>
+      <w:r>
+        <w:rPr>
+          <w:rFonts w:ascii="Courier New" w:hAnsi="Courier New" w:cs="Courier New"/>
+          <w:color w:val="0000FF"/>
+          <w:sz w:val="16"/>
+          <w:szCs w:val="16"/>
+          <w:lang w:val="en-US" w:eastAsia="ru-RU"/>
+        </w:rPr>
+        <w:t>&gt;</w:t>
       </w:r>
     </w:p>
     <w:p>
@@ -3610,7 +5129,29 @@
           <w:szCs w:val="16"/>
           <w:lang w:val="en-US" w:eastAsia="ru-RU"/>
         </w:rPr>
-        <w:t>&lt;th&gt;</w:t>
+        <w:t>&lt;</w:t>
+      </w:r>
+      <w:proofErr w:type="spellStart"/>
+      <w:r>
+        <w:rPr>
+          <w:rFonts w:ascii="Courier New" w:hAnsi="Courier New" w:cs="Courier New"/>
+          <w:color w:val="0000FF"/>
+          <w:sz w:val="16"/>
+          <w:szCs w:val="16"/>
+          <w:lang w:val="en-US" w:eastAsia="ru-RU"/>
+        </w:rPr>
+        <w:t>th</w:t>
+      </w:r>
+      <w:proofErr w:type="spellEnd"/>
+      <w:r>
+        <w:rPr>
+          <w:rFonts w:ascii="Courier New" w:hAnsi="Courier New" w:cs="Courier New"/>
+          <w:color w:val="0000FF"/>
+          <w:sz w:val="16"/>
+          <w:szCs w:val="16"/>
+          <w:lang w:val="en-US" w:eastAsia="ru-RU"/>
+        </w:rPr>
+        <w:t>&gt;</w:t>
       </w:r>
       <w:r>
         <w:rPr>
@@ -3644,7 +5185,29 @@
           <w:szCs w:val="16"/>
           <w:lang w:val="en-US" w:eastAsia="ru-RU"/>
         </w:rPr>
-        <w:t>&lt;/th&gt;</w:t>
+        <w:t>&lt;/</w:t>
+      </w:r>
+      <w:proofErr w:type="spellStart"/>
+      <w:r>
+        <w:rPr>
+          <w:rFonts w:ascii="Courier New" w:hAnsi="Courier New" w:cs="Courier New"/>
+          <w:color w:val="0000FF"/>
+          <w:sz w:val="16"/>
+          <w:szCs w:val="16"/>
+          <w:lang w:val="en-US" w:eastAsia="ru-RU"/>
+        </w:rPr>
+        <w:t>th</w:t>
+      </w:r>
+      <w:proofErr w:type="spellEnd"/>
+      <w:r>
+        <w:rPr>
+          <w:rFonts w:ascii="Courier New" w:hAnsi="Courier New" w:cs="Courier New"/>
+          <w:color w:val="0000FF"/>
+          <w:sz w:val="16"/>
+          <w:szCs w:val="16"/>
+          <w:lang w:val="en-US" w:eastAsia="ru-RU"/>
+        </w:rPr>
+        <w:t>&gt;</w:t>
       </w:r>
     </w:p>
     <w:p>
@@ -3677,7 +5240,29 @@
           <w:szCs w:val="16"/>
           <w:lang w:val="en-US" w:eastAsia="ru-RU"/>
         </w:rPr>
-        <w:t>&lt;th&gt;</w:t>
+        <w:t>&lt;</w:t>
+      </w:r>
+      <w:proofErr w:type="spellStart"/>
+      <w:r>
+        <w:rPr>
+          <w:rFonts w:ascii="Courier New" w:hAnsi="Courier New" w:cs="Courier New"/>
+          <w:color w:val="0000FF"/>
+          <w:sz w:val="16"/>
+          <w:szCs w:val="16"/>
+          <w:lang w:val="en-US" w:eastAsia="ru-RU"/>
+        </w:rPr>
+        <w:t>th</w:t>
+      </w:r>
+      <w:proofErr w:type="spellEnd"/>
+      <w:r>
+        <w:rPr>
+          <w:rFonts w:ascii="Courier New" w:hAnsi="Courier New" w:cs="Courier New"/>
+          <w:color w:val="0000FF"/>
+          <w:sz w:val="16"/>
+          <w:szCs w:val="16"/>
+          <w:lang w:val="en-US" w:eastAsia="ru-RU"/>
+        </w:rPr>
+        <w:t>&gt;</w:t>
       </w:r>
       <w:r>
         <w:rPr>
@@ -3711,7 +5296,29 @@
           <w:szCs w:val="16"/>
           <w:lang w:val="en-US" w:eastAsia="ru-RU"/>
         </w:rPr>
-        <w:t>&lt;/th&gt;</w:t>
+        <w:t>&lt;/</w:t>
+      </w:r>
+      <w:proofErr w:type="spellStart"/>
+      <w:r>
+        <w:rPr>
+          <w:rFonts w:ascii="Courier New" w:hAnsi="Courier New" w:cs="Courier New"/>
+          <w:color w:val="0000FF"/>
+          <w:sz w:val="16"/>
+          <w:szCs w:val="16"/>
+          <w:lang w:val="en-US" w:eastAsia="ru-RU"/>
+        </w:rPr>
+        <w:t>th</w:t>
+      </w:r>
+      <w:proofErr w:type="spellEnd"/>
+      <w:r>
+        <w:rPr>
+          <w:rFonts w:ascii="Courier New" w:hAnsi="Courier New" w:cs="Courier New"/>
+          <w:color w:val="0000FF"/>
+          <w:sz w:val="16"/>
+          <w:szCs w:val="16"/>
+          <w:lang w:val="en-US" w:eastAsia="ru-RU"/>
+        </w:rPr>
+        <w:t>&gt;</w:t>
       </w:r>
     </w:p>
     <w:p>
@@ -3777,7 +5384,29 @@
           <w:szCs w:val="16"/>
           <w:lang w:val="en-US" w:eastAsia="ru-RU"/>
         </w:rPr>
-        <w:t>&lt;/thead&gt;</w:t>
+        <w:t>&lt;/</w:t>
+      </w:r>
+      <w:proofErr w:type="spellStart"/>
+      <w:r>
+        <w:rPr>
+          <w:rFonts w:ascii="Courier New" w:hAnsi="Courier New" w:cs="Courier New"/>
+          <w:color w:val="0000FF"/>
+          <w:sz w:val="16"/>
+          <w:szCs w:val="16"/>
+          <w:lang w:val="en-US" w:eastAsia="ru-RU"/>
+        </w:rPr>
+        <w:t>thead</w:t>
+      </w:r>
+      <w:proofErr w:type="spellEnd"/>
+      <w:r>
+        <w:rPr>
+          <w:rFonts w:ascii="Courier New" w:hAnsi="Courier New" w:cs="Courier New"/>
+          <w:color w:val="0000FF"/>
+          <w:sz w:val="16"/>
+          <w:szCs w:val="16"/>
+          <w:lang w:val="en-US" w:eastAsia="ru-RU"/>
+        </w:rPr>
+        <w:t>&gt;</w:t>
       </w:r>
     </w:p>
     <w:p>
@@ -3810,7 +5439,29 @@
           <w:szCs w:val="16"/>
           <w:lang w:val="en-US" w:eastAsia="ru-RU"/>
         </w:rPr>
-        <w:t>&lt;tbody&gt;</w:t>
+        <w:t>&lt;</w:t>
+      </w:r>
+      <w:proofErr w:type="spellStart"/>
+      <w:r>
+        <w:rPr>
+          <w:rFonts w:ascii="Courier New" w:hAnsi="Courier New" w:cs="Courier New"/>
+          <w:color w:val="0000FF"/>
+          <w:sz w:val="16"/>
+          <w:szCs w:val="16"/>
+          <w:lang w:val="en-US" w:eastAsia="ru-RU"/>
+        </w:rPr>
+        <w:t>tbody</w:t>
+      </w:r>
+      <w:proofErr w:type="spellEnd"/>
+      <w:r>
+        <w:rPr>
+          <w:rFonts w:ascii="Courier New" w:hAnsi="Courier New" w:cs="Courier New"/>
+          <w:color w:val="0000FF"/>
+          <w:sz w:val="16"/>
+          <w:szCs w:val="16"/>
+          <w:lang w:val="en-US" w:eastAsia="ru-RU"/>
+        </w:rPr>
+        <w:t>&gt;</w:t>
       </w:r>
     </w:p>
     <w:p>
@@ -3967,7 +5618,29 @@
           <w:szCs w:val="16"/>
           <w:lang w:eastAsia="ru-RU"/>
         </w:rPr>
-        <w:t>&lt;td&gt;</w:t>
+        <w:t>&lt;</w:t>
+      </w:r>
+      <w:proofErr w:type="spellStart"/>
+      <w:r>
+        <w:rPr>
+          <w:rFonts w:ascii="Courier New" w:hAnsi="Courier New" w:cs="Courier New"/>
+          <w:color w:val="0000FF"/>
+          <w:sz w:val="16"/>
+          <w:szCs w:val="16"/>
+          <w:lang w:eastAsia="ru-RU"/>
+        </w:rPr>
+        <w:t>td</w:t>
+      </w:r>
+      <w:proofErr w:type="spellEnd"/>
+      <w:r>
+        <w:rPr>
+          <w:rFonts w:ascii="Courier New" w:hAnsi="Courier New" w:cs="Courier New"/>
+          <w:color w:val="0000FF"/>
+          <w:sz w:val="16"/>
+          <w:szCs w:val="16"/>
+          <w:lang w:eastAsia="ru-RU"/>
+        </w:rPr>
+        <w:t>&gt;</w:t>
       </w:r>
       <w:r>
         <w:rPr>
@@ -3989,7 +5662,29 @@
           <w:szCs w:val="16"/>
           <w:lang w:eastAsia="ru-RU"/>
         </w:rPr>
-        <w:t>&lt;/td&gt;</w:t>
+        <w:t>&lt;/</w:t>
+      </w:r>
+      <w:proofErr w:type="spellStart"/>
+      <w:r>
+        <w:rPr>
+          <w:rFonts w:ascii="Courier New" w:hAnsi="Courier New" w:cs="Courier New"/>
+          <w:color w:val="0000FF"/>
+          <w:sz w:val="16"/>
+          <w:szCs w:val="16"/>
+          <w:lang w:eastAsia="ru-RU"/>
+        </w:rPr>
+        <w:t>td</w:t>
+      </w:r>
+      <w:proofErr w:type="spellEnd"/>
+      <w:r>
+        <w:rPr>
+          <w:rFonts w:ascii="Courier New" w:hAnsi="Courier New" w:cs="Courier New"/>
+          <w:color w:val="0000FF"/>
+          <w:sz w:val="16"/>
+          <w:szCs w:val="16"/>
+          <w:lang w:eastAsia="ru-RU"/>
+        </w:rPr>
+        <w:t>&gt;</w:t>
       </w:r>
     </w:p>
     <w:p>
@@ -4022,7 +5717,29 @@
           <w:szCs w:val="16"/>
           <w:lang w:eastAsia="ru-RU"/>
         </w:rPr>
-        <w:t>&lt;td&gt;</w:t>
+        <w:t>&lt;</w:t>
+      </w:r>
+      <w:proofErr w:type="spellStart"/>
+      <w:r>
+        <w:rPr>
+          <w:rFonts w:ascii="Courier New" w:hAnsi="Courier New" w:cs="Courier New"/>
+          <w:color w:val="0000FF"/>
+          <w:sz w:val="16"/>
+          <w:szCs w:val="16"/>
+          <w:lang w:eastAsia="ru-RU"/>
+        </w:rPr>
+        <w:t>td</w:t>
+      </w:r>
+      <w:proofErr w:type="spellEnd"/>
+      <w:r>
+        <w:rPr>
+          <w:rFonts w:ascii="Courier New" w:hAnsi="Courier New" w:cs="Courier New"/>
+          <w:color w:val="0000FF"/>
+          <w:sz w:val="16"/>
+          <w:szCs w:val="16"/>
+          <w:lang w:eastAsia="ru-RU"/>
+        </w:rPr>
+        <w:t>&gt;</w:t>
       </w:r>
       <w:r>
         <w:rPr>
@@ -4044,7 +5761,29 @@
           <w:szCs w:val="16"/>
           <w:lang w:eastAsia="ru-RU"/>
         </w:rPr>
-        <w:t>&lt;/td&gt;</w:t>
+        <w:t>&lt;/</w:t>
+      </w:r>
+      <w:proofErr w:type="spellStart"/>
+      <w:r>
+        <w:rPr>
+          <w:rFonts w:ascii="Courier New" w:hAnsi="Courier New" w:cs="Courier New"/>
+          <w:color w:val="0000FF"/>
+          <w:sz w:val="16"/>
+          <w:szCs w:val="16"/>
+          <w:lang w:eastAsia="ru-RU"/>
+        </w:rPr>
+        <w:t>td</w:t>
+      </w:r>
+      <w:proofErr w:type="spellEnd"/>
+      <w:r>
+        <w:rPr>
+          <w:rFonts w:ascii="Courier New" w:hAnsi="Courier New" w:cs="Courier New"/>
+          <w:color w:val="0000FF"/>
+          <w:sz w:val="16"/>
+          <w:szCs w:val="16"/>
+          <w:lang w:eastAsia="ru-RU"/>
+        </w:rPr>
+        <w:t>&gt;</w:t>
       </w:r>
     </w:p>
     <w:p>
@@ -4077,7 +5816,29 @@
           <w:szCs w:val="16"/>
           <w:lang w:eastAsia="ru-RU"/>
         </w:rPr>
-        <w:t>&lt;td&gt;</w:t>
+        <w:t>&lt;</w:t>
+      </w:r>
+      <w:proofErr w:type="spellStart"/>
+      <w:r>
+        <w:rPr>
+          <w:rFonts w:ascii="Courier New" w:hAnsi="Courier New" w:cs="Courier New"/>
+          <w:color w:val="0000FF"/>
+          <w:sz w:val="16"/>
+          <w:szCs w:val="16"/>
+          <w:lang w:eastAsia="ru-RU"/>
+        </w:rPr>
+        <w:t>td</w:t>
+      </w:r>
+      <w:proofErr w:type="spellEnd"/>
+      <w:r>
+        <w:rPr>
+          <w:rFonts w:ascii="Courier New" w:hAnsi="Courier New" w:cs="Courier New"/>
+          <w:color w:val="0000FF"/>
+          <w:sz w:val="16"/>
+          <w:szCs w:val="16"/>
+          <w:lang w:eastAsia="ru-RU"/>
+        </w:rPr>
+        <w:t>&gt;</w:t>
       </w:r>
       <w:r>
         <w:rPr>
@@ -4099,7 +5860,29 @@
           <w:szCs w:val="16"/>
           <w:lang w:eastAsia="ru-RU"/>
         </w:rPr>
-        <w:t>&lt;/td&gt;</w:t>
+        <w:t>&lt;/</w:t>
+      </w:r>
+      <w:proofErr w:type="spellStart"/>
+      <w:r>
+        <w:rPr>
+          <w:rFonts w:ascii="Courier New" w:hAnsi="Courier New" w:cs="Courier New"/>
+          <w:color w:val="0000FF"/>
+          <w:sz w:val="16"/>
+          <w:szCs w:val="16"/>
+          <w:lang w:eastAsia="ru-RU"/>
+        </w:rPr>
+        <w:t>td</w:t>
+      </w:r>
+      <w:proofErr w:type="spellEnd"/>
+      <w:r>
+        <w:rPr>
+          <w:rFonts w:ascii="Courier New" w:hAnsi="Courier New" w:cs="Courier New"/>
+          <w:color w:val="0000FF"/>
+          <w:sz w:val="16"/>
+          <w:szCs w:val="16"/>
+          <w:lang w:eastAsia="ru-RU"/>
+        </w:rPr>
+        <w:t>&gt;</w:t>
       </w:r>
     </w:p>
     <w:p>
@@ -4132,7 +5915,29 @@
           <w:szCs w:val="16"/>
           <w:lang w:eastAsia="ru-RU"/>
         </w:rPr>
-        <w:t>&lt;/tr&gt;</w:t>
+        <w:t>&lt;/</w:t>
+      </w:r>
+      <w:proofErr w:type="spellStart"/>
+      <w:r>
+        <w:rPr>
+          <w:rFonts w:ascii="Courier New" w:hAnsi="Courier New" w:cs="Courier New"/>
+          <w:color w:val="0000FF"/>
+          <w:sz w:val="16"/>
+          <w:szCs w:val="16"/>
+          <w:lang w:eastAsia="ru-RU"/>
+        </w:rPr>
+        <w:t>tr</w:t>
+      </w:r>
+      <w:proofErr w:type="spellEnd"/>
+      <w:r>
+        <w:rPr>
+          <w:rFonts w:ascii="Courier New" w:hAnsi="Courier New" w:cs="Courier New"/>
+          <w:color w:val="0000FF"/>
+          <w:sz w:val="16"/>
+          <w:szCs w:val="16"/>
+          <w:lang w:eastAsia="ru-RU"/>
+        </w:rPr>
+        <w:t>&gt;</w:t>
       </w:r>
     </w:p>
     <w:p>
@@ -4165,7 +5970,29 @@
           <w:szCs w:val="16"/>
           <w:lang w:eastAsia="ru-RU"/>
         </w:rPr>
-        <w:t>&lt;tr&gt;</w:t>
+        <w:t>&lt;</w:t>
+      </w:r>
+      <w:proofErr w:type="spellStart"/>
+      <w:r>
+        <w:rPr>
+          <w:rFonts w:ascii="Courier New" w:hAnsi="Courier New" w:cs="Courier New"/>
+          <w:color w:val="0000FF"/>
+          <w:sz w:val="16"/>
+          <w:szCs w:val="16"/>
+          <w:lang w:eastAsia="ru-RU"/>
+        </w:rPr>
+        <w:t>tr</w:t>
+      </w:r>
+      <w:proofErr w:type="spellEnd"/>
+      <w:r>
+        <w:rPr>
+          <w:rFonts w:ascii="Courier New" w:hAnsi="Courier New" w:cs="Courier New"/>
+          <w:color w:val="0000FF"/>
+          <w:sz w:val="16"/>
+          <w:szCs w:val="16"/>
+          <w:lang w:eastAsia="ru-RU"/>
+        </w:rPr>
+        <w:t>&gt;</w:t>
       </w:r>
     </w:p>
     <w:p>
@@ -4198,7 +6025,29 @@
           <w:szCs w:val="16"/>
           <w:lang w:eastAsia="ru-RU"/>
         </w:rPr>
-        <w:t>&lt;td&gt;</w:t>
+        <w:t>&lt;</w:t>
+      </w:r>
+      <w:proofErr w:type="spellStart"/>
+      <w:r>
+        <w:rPr>
+          <w:rFonts w:ascii="Courier New" w:hAnsi="Courier New" w:cs="Courier New"/>
+          <w:color w:val="0000FF"/>
+          <w:sz w:val="16"/>
+          <w:szCs w:val="16"/>
+          <w:lang w:eastAsia="ru-RU"/>
+        </w:rPr>
+        <w:t>td</w:t>
+      </w:r>
+      <w:proofErr w:type="spellEnd"/>
+      <w:r>
+        <w:rPr>
+          <w:rFonts w:ascii="Courier New" w:hAnsi="Courier New" w:cs="Courier New"/>
+          <w:color w:val="0000FF"/>
+          <w:sz w:val="16"/>
+          <w:szCs w:val="16"/>
+          <w:lang w:eastAsia="ru-RU"/>
+        </w:rPr>
+        <w:t>&gt;</w:t>
       </w:r>
       <w:r>
         <w:rPr>
@@ -4220,7 +6069,29 @@
           <w:szCs w:val="16"/>
           <w:lang w:eastAsia="ru-RU"/>
         </w:rPr>
-        <w:t>&lt;/td&gt;</w:t>
+        <w:t>&lt;/</w:t>
+      </w:r>
+      <w:proofErr w:type="spellStart"/>
+      <w:r>
+        <w:rPr>
+          <w:rFonts w:ascii="Courier New" w:hAnsi="Courier New" w:cs="Courier New"/>
+          <w:color w:val="0000FF"/>
+          <w:sz w:val="16"/>
+          <w:szCs w:val="16"/>
+          <w:lang w:eastAsia="ru-RU"/>
+        </w:rPr>
+        <w:t>td</w:t>
+      </w:r>
+      <w:proofErr w:type="spellEnd"/>
+      <w:r>
+        <w:rPr>
+          <w:rFonts w:ascii="Courier New" w:hAnsi="Courier New" w:cs="Courier New"/>
+          <w:color w:val="0000FF"/>
+          <w:sz w:val="16"/>
+          <w:szCs w:val="16"/>
+          <w:lang w:eastAsia="ru-RU"/>
+        </w:rPr>
+        <w:t>&gt;</w:t>
       </w:r>
     </w:p>
     <w:p>
@@ -4253,7 +6124,29 @@
           <w:szCs w:val="16"/>
           <w:lang w:eastAsia="ru-RU"/>
         </w:rPr>
-        <w:t>&lt;td&gt;</w:t>
+        <w:t>&lt;</w:t>
+      </w:r>
+      <w:proofErr w:type="spellStart"/>
+      <w:r>
+        <w:rPr>
+          <w:rFonts w:ascii="Courier New" w:hAnsi="Courier New" w:cs="Courier New"/>
+          <w:color w:val="0000FF"/>
+          <w:sz w:val="16"/>
+          <w:szCs w:val="16"/>
+          <w:lang w:eastAsia="ru-RU"/>
+        </w:rPr>
+        <w:t>td</w:t>
+      </w:r>
+      <w:proofErr w:type="spellEnd"/>
+      <w:r>
+        <w:rPr>
+          <w:rFonts w:ascii="Courier New" w:hAnsi="Courier New" w:cs="Courier New"/>
+          <w:color w:val="0000FF"/>
+          <w:sz w:val="16"/>
+          <w:szCs w:val="16"/>
+          <w:lang w:eastAsia="ru-RU"/>
+        </w:rPr>
+        <w:t>&gt;</w:t>
       </w:r>
       <w:r>
         <w:rPr>
@@ -4275,7 +6168,29 @@
           <w:szCs w:val="16"/>
           <w:lang w:eastAsia="ru-RU"/>
         </w:rPr>
-        <w:t>&lt;/td&gt;</w:t>
+        <w:t>&lt;/</w:t>
+      </w:r>
+      <w:proofErr w:type="spellStart"/>
+      <w:r>
+        <w:rPr>
+          <w:rFonts w:ascii="Courier New" w:hAnsi="Courier New" w:cs="Courier New"/>
+          <w:color w:val="0000FF"/>
+          <w:sz w:val="16"/>
+          <w:szCs w:val="16"/>
+          <w:lang w:eastAsia="ru-RU"/>
+        </w:rPr>
+        <w:t>td</w:t>
+      </w:r>
+      <w:proofErr w:type="spellEnd"/>
+      <w:r>
+        <w:rPr>
+          <w:rFonts w:ascii="Courier New" w:hAnsi="Courier New" w:cs="Courier New"/>
+          <w:color w:val="0000FF"/>
+          <w:sz w:val="16"/>
+          <w:szCs w:val="16"/>
+          <w:lang w:eastAsia="ru-RU"/>
+        </w:rPr>
+        <w:t>&gt;</w:t>
       </w:r>
     </w:p>
     <w:p>
@@ -4308,7 +6223,29 @@
           <w:szCs w:val="16"/>
           <w:lang w:eastAsia="ru-RU"/>
         </w:rPr>
-        <w:t>&lt;td&gt;</w:t>
+        <w:t>&lt;</w:t>
+      </w:r>
+      <w:proofErr w:type="spellStart"/>
+      <w:r>
+        <w:rPr>
+          <w:rFonts w:ascii="Courier New" w:hAnsi="Courier New" w:cs="Courier New"/>
+          <w:color w:val="0000FF"/>
+          <w:sz w:val="16"/>
+          <w:szCs w:val="16"/>
+          <w:lang w:eastAsia="ru-RU"/>
+        </w:rPr>
+        <w:t>td</w:t>
+      </w:r>
+      <w:proofErr w:type="spellEnd"/>
+      <w:r>
+        <w:rPr>
+          <w:rFonts w:ascii="Courier New" w:hAnsi="Courier New" w:cs="Courier New"/>
+          <w:color w:val="0000FF"/>
+          <w:sz w:val="16"/>
+          <w:szCs w:val="16"/>
+          <w:lang w:eastAsia="ru-RU"/>
+        </w:rPr>
+        <w:t>&gt;</w:t>
       </w:r>
       <w:r>
         <w:rPr>
@@ -4330,7 +6267,29 @@
           <w:szCs w:val="16"/>
           <w:lang w:eastAsia="ru-RU"/>
         </w:rPr>
-        <w:t>&lt;/td&gt;</w:t>
+        <w:t>&lt;/</w:t>
+      </w:r>
+      <w:proofErr w:type="spellStart"/>
+      <w:r>
+        <w:rPr>
+          <w:rFonts w:ascii="Courier New" w:hAnsi="Courier New" w:cs="Courier New"/>
+          <w:color w:val="0000FF"/>
+          <w:sz w:val="16"/>
+          <w:szCs w:val="16"/>
+          <w:lang w:eastAsia="ru-RU"/>
+        </w:rPr>
+        <w:t>td</w:t>
+      </w:r>
+      <w:proofErr w:type="spellEnd"/>
+      <w:r>
+        <w:rPr>
+          <w:rFonts w:ascii="Courier New" w:hAnsi="Courier New" w:cs="Courier New"/>
+          <w:color w:val="0000FF"/>
+          <w:sz w:val="16"/>
+          <w:szCs w:val="16"/>
+          <w:lang w:eastAsia="ru-RU"/>
+        </w:rPr>
+        <w:t>&gt;</w:t>
       </w:r>
     </w:p>
     <w:p>
@@ -4363,7 +6322,29 @@
           <w:szCs w:val="16"/>
           <w:lang w:eastAsia="ru-RU"/>
         </w:rPr>
-        <w:t>&lt;td&gt;</w:t>
+        <w:t>&lt;</w:t>
+      </w:r>
+      <w:proofErr w:type="spellStart"/>
+      <w:r>
+        <w:rPr>
+          <w:rFonts w:ascii="Courier New" w:hAnsi="Courier New" w:cs="Courier New"/>
+          <w:color w:val="0000FF"/>
+          <w:sz w:val="16"/>
+          <w:szCs w:val="16"/>
+          <w:lang w:eastAsia="ru-RU"/>
+        </w:rPr>
+        <w:t>td</w:t>
+      </w:r>
+      <w:proofErr w:type="spellEnd"/>
+      <w:r>
+        <w:rPr>
+          <w:rFonts w:ascii="Courier New" w:hAnsi="Courier New" w:cs="Courier New"/>
+          <w:color w:val="0000FF"/>
+          <w:sz w:val="16"/>
+          <w:szCs w:val="16"/>
+          <w:lang w:eastAsia="ru-RU"/>
+        </w:rPr>
+        <w:t>&gt;</w:t>
       </w:r>
       <w:r>
         <w:rPr>
@@ -4385,7 +6366,29 @@
           <w:szCs w:val="16"/>
           <w:lang w:eastAsia="ru-RU"/>
         </w:rPr>
-        <w:t>&lt;/td&gt;</w:t>
+        <w:t>&lt;/</w:t>
+      </w:r>
+      <w:proofErr w:type="spellStart"/>
+      <w:r>
+        <w:rPr>
+          <w:rFonts w:ascii="Courier New" w:hAnsi="Courier New" w:cs="Courier New"/>
+          <w:color w:val="0000FF"/>
+          <w:sz w:val="16"/>
+          <w:szCs w:val="16"/>
+          <w:lang w:eastAsia="ru-RU"/>
+        </w:rPr>
+        <w:t>td</w:t>
+      </w:r>
+      <w:proofErr w:type="spellEnd"/>
+      <w:r>
+        <w:rPr>
+          <w:rFonts w:ascii="Courier New" w:hAnsi="Courier New" w:cs="Courier New"/>
+          <w:color w:val="0000FF"/>
+          <w:sz w:val="16"/>
+          <w:szCs w:val="16"/>
+          <w:lang w:eastAsia="ru-RU"/>
+        </w:rPr>
+        <w:t>&gt;</w:t>
       </w:r>
     </w:p>
     <w:p>
@@ -4418,7 +6421,29 @@
           <w:szCs w:val="16"/>
           <w:lang w:eastAsia="ru-RU"/>
         </w:rPr>
-        <w:t>&lt;/tr&gt;</w:t>
+        <w:t>&lt;/</w:t>
+      </w:r>
+      <w:proofErr w:type="spellStart"/>
+      <w:r>
+        <w:rPr>
+          <w:rFonts w:ascii="Courier New" w:hAnsi="Courier New" w:cs="Courier New"/>
+          <w:color w:val="0000FF"/>
+          <w:sz w:val="16"/>
+          <w:szCs w:val="16"/>
+          <w:lang w:eastAsia="ru-RU"/>
+        </w:rPr>
+        <w:t>tr</w:t>
+      </w:r>
+      <w:proofErr w:type="spellEnd"/>
+      <w:r>
+        <w:rPr>
+          <w:rFonts w:ascii="Courier New" w:hAnsi="Courier New" w:cs="Courier New"/>
+          <w:color w:val="0000FF"/>
+          <w:sz w:val="16"/>
+          <w:szCs w:val="16"/>
+          <w:lang w:eastAsia="ru-RU"/>
+        </w:rPr>
+        <w:t>&gt;</w:t>
       </w:r>
     </w:p>
     <w:p>
@@ -4451,7 +6476,29 @@
           <w:szCs w:val="16"/>
           <w:lang w:eastAsia="ru-RU"/>
         </w:rPr>
-        <w:t>&lt;tr&gt;</w:t>
+        <w:t>&lt;</w:t>
+      </w:r>
+      <w:proofErr w:type="spellStart"/>
+      <w:r>
+        <w:rPr>
+          <w:rFonts w:ascii="Courier New" w:hAnsi="Courier New" w:cs="Courier New"/>
+          <w:color w:val="0000FF"/>
+          <w:sz w:val="16"/>
+          <w:szCs w:val="16"/>
+          <w:lang w:eastAsia="ru-RU"/>
+        </w:rPr>
+        <w:t>tr</w:t>
+      </w:r>
+      <w:proofErr w:type="spellEnd"/>
+      <w:r>
+        <w:rPr>
+          <w:rFonts w:ascii="Courier New" w:hAnsi="Courier New" w:cs="Courier New"/>
+          <w:color w:val="0000FF"/>
+          <w:sz w:val="16"/>
+          <w:szCs w:val="16"/>
+          <w:lang w:eastAsia="ru-RU"/>
+        </w:rPr>
+        <w:t>&gt;</w:t>
       </w:r>
     </w:p>
     <w:p>
@@ -4484,7 +6531,29 @@
           <w:szCs w:val="16"/>
           <w:lang w:eastAsia="ru-RU"/>
         </w:rPr>
-        <w:t>&lt;td&gt;</w:t>
+        <w:t>&lt;</w:t>
+      </w:r>
+      <w:proofErr w:type="spellStart"/>
+      <w:r>
+        <w:rPr>
+          <w:rFonts w:ascii="Courier New" w:hAnsi="Courier New" w:cs="Courier New"/>
+          <w:color w:val="0000FF"/>
+          <w:sz w:val="16"/>
+          <w:szCs w:val="16"/>
+          <w:lang w:eastAsia="ru-RU"/>
+        </w:rPr>
+        <w:t>td</w:t>
+      </w:r>
+      <w:proofErr w:type="spellEnd"/>
+      <w:r>
+        <w:rPr>
+          <w:rFonts w:ascii="Courier New" w:hAnsi="Courier New" w:cs="Courier New"/>
+          <w:color w:val="0000FF"/>
+          <w:sz w:val="16"/>
+          <w:szCs w:val="16"/>
+          <w:lang w:eastAsia="ru-RU"/>
+        </w:rPr>
+        <w:t>&gt;</w:t>
       </w:r>
       <w:r>
         <w:rPr>
@@ -4506,7 +6575,29 @@
           <w:szCs w:val="16"/>
           <w:lang w:eastAsia="ru-RU"/>
         </w:rPr>
-        <w:t>&lt;/td&gt;</w:t>
+        <w:t>&lt;/</w:t>
+      </w:r>
+      <w:proofErr w:type="spellStart"/>
+      <w:r>
+        <w:rPr>
+          <w:rFonts w:ascii="Courier New" w:hAnsi="Courier New" w:cs="Courier New"/>
+          <w:color w:val="0000FF"/>
+          <w:sz w:val="16"/>
+          <w:szCs w:val="16"/>
+          <w:lang w:eastAsia="ru-RU"/>
+        </w:rPr>
+        <w:t>td</w:t>
+      </w:r>
+      <w:proofErr w:type="spellEnd"/>
+      <w:r>
+        <w:rPr>
+          <w:rFonts w:ascii="Courier New" w:hAnsi="Courier New" w:cs="Courier New"/>
+          <w:color w:val="0000FF"/>
+          <w:sz w:val="16"/>
+          <w:szCs w:val="16"/>
+          <w:lang w:eastAsia="ru-RU"/>
+        </w:rPr>
+        <w:t>&gt;</w:t>
       </w:r>
     </w:p>
     <w:p>
@@ -4539,7 +6630,29 @@
           <w:szCs w:val="16"/>
           <w:lang w:eastAsia="ru-RU"/>
         </w:rPr>
-        <w:t>&lt;td&gt;</w:t>
+        <w:t>&lt;</w:t>
+      </w:r>
+      <w:proofErr w:type="spellStart"/>
+      <w:r>
+        <w:rPr>
+          <w:rFonts w:ascii="Courier New" w:hAnsi="Courier New" w:cs="Courier New"/>
+          <w:color w:val="0000FF"/>
+          <w:sz w:val="16"/>
+          <w:szCs w:val="16"/>
+          <w:lang w:eastAsia="ru-RU"/>
+        </w:rPr>
+        <w:t>td</w:t>
+      </w:r>
+      <w:proofErr w:type="spellEnd"/>
+      <w:r>
+        <w:rPr>
+          <w:rFonts w:ascii="Courier New" w:hAnsi="Courier New" w:cs="Courier New"/>
+          <w:color w:val="0000FF"/>
+          <w:sz w:val="16"/>
+          <w:szCs w:val="16"/>
+          <w:lang w:eastAsia="ru-RU"/>
+        </w:rPr>
+        <w:t>&gt;</w:t>
       </w:r>
       <w:r>
         <w:rPr>
@@ -4561,7 +6674,29 @@
           <w:szCs w:val="16"/>
           <w:lang w:eastAsia="ru-RU"/>
         </w:rPr>
-        <w:t>&lt;/td&gt;</w:t>
+        <w:t>&lt;/</w:t>
+      </w:r>
+      <w:proofErr w:type="spellStart"/>
+      <w:r>
+        <w:rPr>
+          <w:rFonts w:ascii="Courier New" w:hAnsi="Courier New" w:cs="Courier New"/>
+          <w:color w:val="0000FF"/>
+          <w:sz w:val="16"/>
+          <w:szCs w:val="16"/>
+          <w:lang w:eastAsia="ru-RU"/>
+        </w:rPr>
+        <w:t>td</w:t>
+      </w:r>
+      <w:proofErr w:type="spellEnd"/>
+      <w:r>
+        <w:rPr>
+          <w:rFonts w:ascii="Courier New" w:hAnsi="Courier New" w:cs="Courier New"/>
+          <w:color w:val="0000FF"/>
+          <w:sz w:val="16"/>
+          <w:szCs w:val="16"/>
+          <w:lang w:eastAsia="ru-RU"/>
+        </w:rPr>
+        <w:t>&gt;</w:t>
       </w:r>
     </w:p>
     <w:p>
@@ -4594,7 +6729,29 @@
           <w:szCs w:val="16"/>
           <w:lang w:eastAsia="ru-RU"/>
         </w:rPr>
-        <w:t>&lt;td&gt;</w:t>
+        <w:t>&lt;</w:t>
+      </w:r>
+      <w:proofErr w:type="spellStart"/>
+      <w:r>
+        <w:rPr>
+          <w:rFonts w:ascii="Courier New" w:hAnsi="Courier New" w:cs="Courier New"/>
+          <w:color w:val="0000FF"/>
+          <w:sz w:val="16"/>
+          <w:szCs w:val="16"/>
+          <w:lang w:eastAsia="ru-RU"/>
+        </w:rPr>
+        <w:t>td</w:t>
+      </w:r>
+      <w:proofErr w:type="spellEnd"/>
+      <w:r>
+        <w:rPr>
+          <w:rFonts w:ascii="Courier New" w:hAnsi="Courier New" w:cs="Courier New"/>
+          <w:color w:val="0000FF"/>
+          <w:sz w:val="16"/>
+          <w:szCs w:val="16"/>
+          <w:lang w:eastAsia="ru-RU"/>
+        </w:rPr>
+        <w:t>&gt;</w:t>
       </w:r>
       <w:r>
         <w:rPr>
@@ -4616,7 +6773,29 @@
           <w:szCs w:val="16"/>
           <w:lang w:eastAsia="ru-RU"/>
         </w:rPr>
-        <w:t>&lt;/td&gt;</w:t>
+        <w:t>&lt;/</w:t>
+      </w:r>
+      <w:proofErr w:type="spellStart"/>
+      <w:r>
+        <w:rPr>
+          <w:rFonts w:ascii="Courier New" w:hAnsi="Courier New" w:cs="Courier New"/>
+          <w:color w:val="0000FF"/>
+          <w:sz w:val="16"/>
+          <w:szCs w:val="16"/>
+          <w:lang w:eastAsia="ru-RU"/>
+        </w:rPr>
+        <w:t>td</w:t>
+      </w:r>
+      <w:proofErr w:type="spellEnd"/>
+      <w:r>
+        <w:rPr>
+          <w:rFonts w:ascii="Courier New" w:hAnsi="Courier New" w:cs="Courier New"/>
+          <w:color w:val="0000FF"/>
+          <w:sz w:val="16"/>
+          <w:szCs w:val="16"/>
+          <w:lang w:eastAsia="ru-RU"/>
+        </w:rPr>
+        <w:t>&gt;</w:t>
       </w:r>
     </w:p>
     <w:p>
@@ -4649,7 +6828,29 @@
           <w:szCs w:val="16"/>
           <w:lang w:eastAsia="ru-RU"/>
         </w:rPr>
-        <w:t>&lt;td&gt;</w:t>
+        <w:t>&lt;</w:t>
+      </w:r>
+      <w:proofErr w:type="spellStart"/>
+      <w:r>
+        <w:rPr>
+          <w:rFonts w:ascii="Courier New" w:hAnsi="Courier New" w:cs="Courier New"/>
+          <w:color w:val="0000FF"/>
+          <w:sz w:val="16"/>
+          <w:szCs w:val="16"/>
+          <w:lang w:eastAsia="ru-RU"/>
+        </w:rPr>
+        <w:t>td</w:t>
+      </w:r>
+      <w:proofErr w:type="spellEnd"/>
+      <w:r>
+        <w:rPr>
+          <w:rFonts w:ascii="Courier New" w:hAnsi="Courier New" w:cs="Courier New"/>
+          <w:color w:val="0000FF"/>
+          <w:sz w:val="16"/>
+          <w:szCs w:val="16"/>
+          <w:lang w:eastAsia="ru-RU"/>
+        </w:rPr>
+        <w:t>&gt;</w:t>
       </w:r>
       <w:r>
         <w:rPr>
@@ -4671,7 +6872,29 @@
           <w:szCs w:val="16"/>
           <w:lang w:eastAsia="ru-RU"/>
         </w:rPr>
-        <w:t>&lt;/td&gt;</w:t>
+        <w:t>&lt;/</w:t>
+      </w:r>
+      <w:proofErr w:type="spellStart"/>
+      <w:r>
+        <w:rPr>
+          <w:rFonts w:ascii="Courier New" w:hAnsi="Courier New" w:cs="Courier New"/>
+          <w:color w:val="0000FF"/>
+          <w:sz w:val="16"/>
+          <w:szCs w:val="16"/>
+          <w:lang w:eastAsia="ru-RU"/>
+        </w:rPr>
+        <w:t>td</w:t>
+      </w:r>
+      <w:proofErr w:type="spellEnd"/>
+      <w:r>
+        <w:rPr>
+          <w:rFonts w:ascii="Courier New" w:hAnsi="Courier New" w:cs="Courier New"/>
+          <w:color w:val="0000FF"/>
+          <w:sz w:val="16"/>
+          <w:szCs w:val="16"/>
+          <w:lang w:eastAsia="ru-RU"/>
+        </w:rPr>
+        <w:t>&gt;</w:t>
       </w:r>
     </w:p>
     <w:p>
@@ -4704,7 +6927,29 @@
           <w:szCs w:val="16"/>
           <w:lang w:eastAsia="ru-RU"/>
         </w:rPr>
-        <w:t>&lt;/tr&gt;</w:t>
+        <w:t>&lt;/</w:t>
+      </w:r>
+      <w:proofErr w:type="spellStart"/>
+      <w:r>
+        <w:rPr>
+          <w:rFonts w:ascii="Courier New" w:hAnsi="Courier New" w:cs="Courier New"/>
+          <w:color w:val="0000FF"/>
+          <w:sz w:val="16"/>
+          <w:szCs w:val="16"/>
+          <w:lang w:eastAsia="ru-RU"/>
+        </w:rPr>
+        <w:t>tr</w:t>
+      </w:r>
+      <w:proofErr w:type="spellEnd"/>
+      <w:r>
+        <w:rPr>
+          <w:rFonts w:ascii="Courier New" w:hAnsi="Courier New" w:cs="Courier New"/>
+          <w:color w:val="0000FF"/>
+          <w:sz w:val="16"/>
+          <w:szCs w:val="16"/>
+          <w:lang w:eastAsia="ru-RU"/>
+        </w:rPr>
+        <w:t>&gt;</w:t>
       </w:r>
     </w:p>
     <w:p>
@@ -4737,7 +6982,29 @@
           <w:szCs w:val="16"/>
           <w:lang w:eastAsia="ru-RU"/>
         </w:rPr>
-        <w:t>&lt;tr&gt;</w:t>
+        <w:t>&lt;</w:t>
+      </w:r>
+      <w:proofErr w:type="spellStart"/>
+      <w:r>
+        <w:rPr>
+          <w:rFonts w:ascii="Courier New" w:hAnsi="Courier New" w:cs="Courier New"/>
+          <w:color w:val="0000FF"/>
+          <w:sz w:val="16"/>
+          <w:szCs w:val="16"/>
+          <w:lang w:eastAsia="ru-RU"/>
+        </w:rPr>
+        <w:t>tr</w:t>
+      </w:r>
+      <w:proofErr w:type="spellEnd"/>
+      <w:r>
+        <w:rPr>
+          <w:rFonts w:ascii="Courier New" w:hAnsi="Courier New" w:cs="Courier New"/>
+          <w:color w:val="0000FF"/>
+          <w:sz w:val="16"/>
+          <w:szCs w:val="16"/>
+          <w:lang w:eastAsia="ru-RU"/>
+        </w:rPr>
+        <w:t>&gt;</w:t>
       </w:r>
     </w:p>
     <w:p>
@@ -4770,7 +7037,29 @@
           <w:szCs w:val="16"/>
           <w:lang w:eastAsia="ru-RU"/>
         </w:rPr>
-        <w:t>&lt;td&gt;</w:t>
+        <w:t>&lt;</w:t>
+      </w:r>
+      <w:proofErr w:type="spellStart"/>
+      <w:r>
+        <w:rPr>
+          <w:rFonts w:ascii="Courier New" w:hAnsi="Courier New" w:cs="Courier New"/>
+          <w:color w:val="0000FF"/>
+          <w:sz w:val="16"/>
+          <w:szCs w:val="16"/>
+          <w:lang w:eastAsia="ru-RU"/>
+        </w:rPr>
+        <w:t>td</w:t>
+      </w:r>
+      <w:proofErr w:type="spellEnd"/>
+      <w:r>
+        <w:rPr>
+          <w:rFonts w:ascii="Courier New" w:hAnsi="Courier New" w:cs="Courier New"/>
+          <w:color w:val="0000FF"/>
+          <w:sz w:val="16"/>
+          <w:szCs w:val="16"/>
+          <w:lang w:eastAsia="ru-RU"/>
+        </w:rPr>
+        <w:t>&gt;</w:t>
       </w:r>
       <w:r>
         <w:rPr>
@@ -4792,7 +7081,29 @@
           <w:szCs w:val="16"/>
           <w:lang w:eastAsia="ru-RU"/>
         </w:rPr>
-        <w:t>&lt;/td&gt;</w:t>
+        <w:t>&lt;/</w:t>
+      </w:r>
+      <w:proofErr w:type="spellStart"/>
+      <w:r>
+        <w:rPr>
+          <w:rFonts w:ascii="Courier New" w:hAnsi="Courier New" w:cs="Courier New"/>
+          <w:color w:val="0000FF"/>
+          <w:sz w:val="16"/>
+          <w:szCs w:val="16"/>
+          <w:lang w:eastAsia="ru-RU"/>
+        </w:rPr>
+        <w:t>td</w:t>
+      </w:r>
+      <w:proofErr w:type="spellEnd"/>
+      <w:r>
+        <w:rPr>
+          <w:rFonts w:ascii="Courier New" w:hAnsi="Courier New" w:cs="Courier New"/>
+          <w:color w:val="0000FF"/>
+          <w:sz w:val="16"/>
+          <w:szCs w:val="16"/>
+          <w:lang w:eastAsia="ru-RU"/>
+        </w:rPr>
+        <w:t>&gt;</w:t>
       </w:r>
     </w:p>
     <w:p>
@@ -4825,7 +7136,29 @@
           <w:szCs w:val="16"/>
           <w:lang w:eastAsia="ru-RU"/>
         </w:rPr>
-        <w:t>&lt;td&gt;</w:t>
+        <w:t>&lt;</w:t>
+      </w:r>
+      <w:proofErr w:type="spellStart"/>
+      <w:r>
+        <w:rPr>
+          <w:rFonts w:ascii="Courier New" w:hAnsi="Courier New" w:cs="Courier New"/>
+          <w:color w:val="0000FF"/>
+          <w:sz w:val="16"/>
+          <w:szCs w:val="16"/>
+          <w:lang w:eastAsia="ru-RU"/>
+        </w:rPr>
+        <w:t>td</w:t>
+      </w:r>
+      <w:proofErr w:type="spellEnd"/>
+      <w:r>
+        <w:rPr>
+          <w:rFonts w:ascii="Courier New" w:hAnsi="Courier New" w:cs="Courier New"/>
+          <w:color w:val="0000FF"/>
+          <w:sz w:val="16"/>
+          <w:szCs w:val="16"/>
+          <w:lang w:eastAsia="ru-RU"/>
+        </w:rPr>
+        <w:t>&gt;</w:t>
       </w:r>
       <w:r>
         <w:rPr>
@@ -4847,7 +7180,29 @@
           <w:szCs w:val="16"/>
           <w:lang w:eastAsia="ru-RU"/>
         </w:rPr>
-        <w:t>&lt;/td&gt;</w:t>
+        <w:t>&lt;/</w:t>
+      </w:r>
+      <w:proofErr w:type="spellStart"/>
+      <w:r>
+        <w:rPr>
+          <w:rFonts w:ascii="Courier New" w:hAnsi="Courier New" w:cs="Courier New"/>
+          <w:color w:val="0000FF"/>
+          <w:sz w:val="16"/>
+          <w:szCs w:val="16"/>
+          <w:lang w:eastAsia="ru-RU"/>
+        </w:rPr>
+        <w:t>td</w:t>
+      </w:r>
+      <w:proofErr w:type="spellEnd"/>
+      <w:r>
+        <w:rPr>
+          <w:rFonts w:ascii="Courier New" w:hAnsi="Courier New" w:cs="Courier New"/>
+          <w:color w:val="0000FF"/>
+          <w:sz w:val="16"/>
+          <w:szCs w:val="16"/>
+          <w:lang w:eastAsia="ru-RU"/>
+        </w:rPr>
+        <w:t>&gt;</w:t>
       </w:r>
     </w:p>
     <w:p>
@@ -4880,7 +7235,29 @@
           <w:szCs w:val="16"/>
           <w:lang w:eastAsia="ru-RU"/>
         </w:rPr>
-        <w:t>&lt;td&gt;</w:t>
+        <w:t>&lt;</w:t>
+      </w:r>
+      <w:proofErr w:type="spellStart"/>
+      <w:r>
+        <w:rPr>
+          <w:rFonts w:ascii="Courier New" w:hAnsi="Courier New" w:cs="Courier New"/>
+          <w:color w:val="0000FF"/>
+          <w:sz w:val="16"/>
+          <w:szCs w:val="16"/>
+          <w:lang w:eastAsia="ru-RU"/>
+        </w:rPr>
+        <w:t>td</w:t>
+      </w:r>
+      <w:proofErr w:type="spellEnd"/>
+      <w:r>
+        <w:rPr>
+          <w:rFonts w:ascii="Courier New" w:hAnsi="Courier New" w:cs="Courier New"/>
+          <w:color w:val="0000FF"/>
+          <w:sz w:val="16"/>
+          <w:szCs w:val="16"/>
+          <w:lang w:eastAsia="ru-RU"/>
+        </w:rPr>
+        <w:t>&gt;</w:t>
       </w:r>
       <w:r>
         <w:rPr>
@@ -4902,7 +7279,29 @@
           <w:szCs w:val="16"/>
           <w:lang w:eastAsia="ru-RU"/>
         </w:rPr>
-        <w:t>&lt;/td&gt;</w:t>
+        <w:t>&lt;/</w:t>
+      </w:r>
+      <w:proofErr w:type="spellStart"/>
+      <w:r>
+        <w:rPr>
+          <w:rFonts w:ascii="Courier New" w:hAnsi="Courier New" w:cs="Courier New"/>
+          <w:color w:val="0000FF"/>
+          <w:sz w:val="16"/>
+          <w:szCs w:val="16"/>
+          <w:lang w:eastAsia="ru-RU"/>
+        </w:rPr>
+        <w:t>td</w:t>
+      </w:r>
+      <w:proofErr w:type="spellEnd"/>
+      <w:r>
+        <w:rPr>
+          <w:rFonts w:ascii="Courier New" w:hAnsi="Courier New" w:cs="Courier New"/>
+          <w:color w:val="0000FF"/>
+          <w:sz w:val="16"/>
+          <w:szCs w:val="16"/>
+          <w:lang w:eastAsia="ru-RU"/>
+        </w:rPr>
+        <w:t>&gt;</w:t>
       </w:r>
     </w:p>
     <w:p>
@@ -4935,7 +7334,29 @@
           <w:szCs w:val="16"/>
           <w:lang w:eastAsia="ru-RU"/>
         </w:rPr>
-        <w:t>&lt;td&gt;</w:t>
+        <w:t>&lt;</w:t>
+      </w:r>
+      <w:proofErr w:type="spellStart"/>
+      <w:r>
+        <w:rPr>
+          <w:rFonts w:ascii="Courier New" w:hAnsi="Courier New" w:cs="Courier New"/>
+          <w:color w:val="0000FF"/>
+          <w:sz w:val="16"/>
+          <w:szCs w:val="16"/>
+          <w:lang w:eastAsia="ru-RU"/>
+        </w:rPr>
+        <w:t>td</w:t>
+      </w:r>
+      <w:proofErr w:type="spellEnd"/>
+      <w:r>
+        <w:rPr>
+          <w:rFonts w:ascii="Courier New" w:hAnsi="Courier New" w:cs="Courier New"/>
+          <w:color w:val="0000FF"/>
+          <w:sz w:val="16"/>
+          <w:szCs w:val="16"/>
+          <w:lang w:eastAsia="ru-RU"/>
+        </w:rPr>
+        <w:t>&gt;</w:t>
       </w:r>
       <w:r>
         <w:rPr>
@@ -4957,7 +7378,29 @@
           <w:szCs w:val="16"/>
           <w:lang w:eastAsia="ru-RU"/>
         </w:rPr>
-        <w:t>&lt;/td&gt;</w:t>
+        <w:t>&lt;/</w:t>
+      </w:r>
+      <w:proofErr w:type="spellStart"/>
+      <w:r>
+        <w:rPr>
+          <w:rFonts w:ascii="Courier New" w:hAnsi="Courier New" w:cs="Courier New"/>
+          <w:color w:val="0000FF"/>
+          <w:sz w:val="16"/>
+          <w:szCs w:val="16"/>
+          <w:lang w:eastAsia="ru-RU"/>
+        </w:rPr>
+        <w:t>td</w:t>
+      </w:r>
+      <w:proofErr w:type="spellEnd"/>
+      <w:r>
+        <w:rPr>
+          <w:rFonts w:ascii="Courier New" w:hAnsi="Courier New" w:cs="Courier New"/>
+          <w:color w:val="0000FF"/>
+          <w:sz w:val="16"/>
+          <w:szCs w:val="16"/>
+          <w:lang w:eastAsia="ru-RU"/>
+        </w:rPr>
+        <w:t>&gt;</w:t>
       </w:r>
     </w:p>
     <w:p>
@@ -4990,7 +7433,29 @@
           <w:szCs w:val="16"/>
           <w:lang w:eastAsia="ru-RU"/>
         </w:rPr>
-        <w:t>&lt;/tr&gt;</w:t>
+        <w:t>&lt;/</w:t>
+      </w:r>
+      <w:proofErr w:type="spellStart"/>
+      <w:r>
+        <w:rPr>
+          <w:rFonts w:ascii="Courier New" w:hAnsi="Courier New" w:cs="Courier New"/>
+          <w:color w:val="0000FF"/>
+          <w:sz w:val="16"/>
+          <w:szCs w:val="16"/>
+          <w:lang w:eastAsia="ru-RU"/>
+        </w:rPr>
+        <w:t>tr</w:t>
+      </w:r>
+      <w:proofErr w:type="spellEnd"/>
+      <w:r>
+        <w:rPr>
+          <w:rFonts w:ascii="Courier New" w:hAnsi="Courier New" w:cs="Courier New"/>
+          <w:color w:val="0000FF"/>
+          <w:sz w:val="16"/>
+          <w:szCs w:val="16"/>
+          <w:lang w:eastAsia="ru-RU"/>
+        </w:rPr>
+        <w:t>&gt;</w:t>
       </w:r>
     </w:p>
     <w:p>
@@ -5023,7 +7488,29 @@
           <w:szCs w:val="16"/>
           <w:lang w:eastAsia="ru-RU"/>
         </w:rPr>
-        <w:t>&lt;tr&gt;</w:t>
+        <w:t>&lt;</w:t>
+      </w:r>
+      <w:proofErr w:type="spellStart"/>
+      <w:r>
+        <w:rPr>
+          <w:rFonts w:ascii="Courier New" w:hAnsi="Courier New" w:cs="Courier New"/>
+          <w:color w:val="0000FF"/>
+          <w:sz w:val="16"/>
+          <w:szCs w:val="16"/>
+          <w:lang w:eastAsia="ru-RU"/>
+        </w:rPr>
+        <w:t>tr</w:t>
+      </w:r>
+      <w:proofErr w:type="spellEnd"/>
+      <w:r>
+        <w:rPr>
+          <w:rFonts w:ascii="Courier New" w:hAnsi="Courier New" w:cs="Courier New"/>
+          <w:color w:val="0000FF"/>
+          <w:sz w:val="16"/>
+          <w:szCs w:val="16"/>
+          <w:lang w:eastAsia="ru-RU"/>
+        </w:rPr>
+        <w:t>&gt;</w:t>
       </w:r>
     </w:p>
     <w:p>
@@ -5056,7 +7543,29 @@
           <w:szCs w:val="16"/>
           <w:lang w:eastAsia="ru-RU"/>
         </w:rPr>
-        <w:t>&lt;td&gt;</w:t>
+        <w:t>&lt;</w:t>
+      </w:r>
+      <w:proofErr w:type="spellStart"/>
+      <w:r>
+        <w:rPr>
+          <w:rFonts w:ascii="Courier New" w:hAnsi="Courier New" w:cs="Courier New"/>
+          <w:color w:val="0000FF"/>
+          <w:sz w:val="16"/>
+          <w:szCs w:val="16"/>
+          <w:lang w:eastAsia="ru-RU"/>
+        </w:rPr>
+        <w:t>td</w:t>
+      </w:r>
+      <w:proofErr w:type="spellEnd"/>
+      <w:r>
+        <w:rPr>
+          <w:rFonts w:ascii="Courier New" w:hAnsi="Courier New" w:cs="Courier New"/>
+          <w:color w:val="0000FF"/>
+          <w:sz w:val="16"/>
+          <w:szCs w:val="16"/>
+          <w:lang w:eastAsia="ru-RU"/>
+        </w:rPr>
+        <w:t>&gt;</w:t>
       </w:r>
       <w:r>
         <w:rPr>
@@ -5078,7 +7587,29 @@
           <w:szCs w:val="16"/>
           <w:lang w:eastAsia="ru-RU"/>
         </w:rPr>
-        <w:t>&lt;/td&gt;</w:t>
+        <w:t>&lt;/</w:t>
+      </w:r>
+      <w:proofErr w:type="spellStart"/>
+      <w:r>
+        <w:rPr>
+          <w:rFonts w:ascii="Courier New" w:hAnsi="Courier New" w:cs="Courier New"/>
+          <w:color w:val="0000FF"/>
+          <w:sz w:val="16"/>
+          <w:szCs w:val="16"/>
+          <w:lang w:eastAsia="ru-RU"/>
+        </w:rPr>
+        <w:t>td</w:t>
+      </w:r>
+      <w:proofErr w:type="spellEnd"/>
+      <w:r>
+        <w:rPr>
+          <w:rFonts w:ascii="Courier New" w:hAnsi="Courier New" w:cs="Courier New"/>
+          <w:color w:val="0000FF"/>
+          <w:sz w:val="16"/>
+          <w:szCs w:val="16"/>
+          <w:lang w:eastAsia="ru-RU"/>
+        </w:rPr>
+        <w:t>&gt;</w:t>
       </w:r>
     </w:p>
     <w:p>
@@ -5111,7 +7642,29 @@
           <w:szCs w:val="16"/>
           <w:lang w:eastAsia="ru-RU"/>
         </w:rPr>
-        <w:t>&lt;td&gt;</w:t>
+        <w:t>&lt;</w:t>
+      </w:r>
+      <w:proofErr w:type="spellStart"/>
+      <w:r>
+        <w:rPr>
+          <w:rFonts w:ascii="Courier New" w:hAnsi="Courier New" w:cs="Courier New"/>
+          <w:color w:val="0000FF"/>
+          <w:sz w:val="16"/>
+          <w:szCs w:val="16"/>
+          <w:lang w:eastAsia="ru-RU"/>
+        </w:rPr>
+        <w:t>td</w:t>
+      </w:r>
+      <w:proofErr w:type="spellEnd"/>
+      <w:r>
+        <w:rPr>
+          <w:rFonts w:ascii="Courier New" w:hAnsi="Courier New" w:cs="Courier New"/>
+          <w:color w:val="0000FF"/>
+          <w:sz w:val="16"/>
+          <w:szCs w:val="16"/>
+          <w:lang w:eastAsia="ru-RU"/>
+        </w:rPr>
+        <w:t>&gt;</w:t>
       </w:r>
       <w:r>
         <w:rPr>
@@ -5133,7 +7686,29 @@
           <w:szCs w:val="16"/>
           <w:lang w:eastAsia="ru-RU"/>
         </w:rPr>
-        <w:t>&lt;/td&gt;</w:t>
+        <w:t>&lt;/</w:t>
+      </w:r>
+      <w:proofErr w:type="spellStart"/>
+      <w:r>
+        <w:rPr>
+          <w:rFonts w:ascii="Courier New" w:hAnsi="Courier New" w:cs="Courier New"/>
+          <w:color w:val="0000FF"/>
+          <w:sz w:val="16"/>
+          <w:szCs w:val="16"/>
+          <w:lang w:eastAsia="ru-RU"/>
+        </w:rPr>
+        <w:t>td</w:t>
+      </w:r>
+      <w:proofErr w:type="spellEnd"/>
+      <w:r>
+        <w:rPr>
+          <w:rFonts w:ascii="Courier New" w:hAnsi="Courier New" w:cs="Courier New"/>
+          <w:color w:val="0000FF"/>
+          <w:sz w:val="16"/>
+          <w:szCs w:val="16"/>
+          <w:lang w:eastAsia="ru-RU"/>
+        </w:rPr>
+        <w:t>&gt;</w:t>
       </w:r>
     </w:p>
     <w:p>
@@ -5166,7 +7741,29 @@
           <w:szCs w:val="16"/>
           <w:lang w:eastAsia="ru-RU"/>
         </w:rPr>
-        <w:t>&lt;td&gt;</w:t>
+        <w:t>&lt;</w:t>
+      </w:r>
+      <w:proofErr w:type="spellStart"/>
+      <w:r>
+        <w:rPr>
+          <w:rFonts w:ascii="Courier New" w:hAnsi="Courier New" w:cs="Courier New"/>
+          <w:color w:val="0000FF"/>
+          <w:sz w:val="16"/>
+          <w:szCs w:val="16"/>
+          <w:lang w:eastAsia="ru-RU"/>
+        </w:rPr>
+        <w:t>td</w:t>
+      </w:r>
+      <w:proofErr w:type="spellEnd"/>
+      <w:r>
+        <w:rPr>
+          <w:rFonts w:ascii="Courier New" w:hAnsi="Courier New" w:cs="Courier New"/>
+          <w:color w:val="0000FF"/>
+          <w:sz w:val="16"/>
+          <w:szCs w:val="16"/>
+          <w:lang w:eastAsia="ru-RU"/>
+        </w:rPr>
+        <w:t>&gt;</w:t>
       </w:r>
       <w:r>
         <w:rPr>
@@ -5188,7 +7785,29 @@
           <w:szCs w:val="16"/>
           <w:lang w:eastAsia="ru-RU"/>
         </w:rPr>
-        <w:t>&lt;/td&gt;</w:t>
+        <w:t>&lt;/</w:t>
+      </w:r>
+      <w:proofErr w:type="spellStart"/>
+      <w:r>
+        <w:rPr>
+          <w:rFonts w:ascii="Courier New" w:hAnsi="Courier New" w:cs="Courier New"/>
+          <w:color w:val="0000FF"/>
+          <w:sz w:val="16"/>
+          <w:szCs w:val="16"/>
+          <w:lang w:eastAsia="ru-RU"/>
+        </w:rPr>
+        <w:t>td</w:t>
+      </w:r>
+      <w:proofErr w:type="spellEnd"/>
+      <w:r>
+        <w:rPr>
+          <w:rFonts w:ascii="Courier New" w:hAnsi="Courier New" w:cs="Courier New"/>
+          <w:color w:val="0000FF"/>
+          <w:sz w:val="16"/>
+          <w:szCs w:val="16"/>
+          <w:lang w:eastAsia="ru-RU"/>
+        </w:rPr>
+        <w:t>&gt;</w:t>
       </w:r>
     </w:p>
     <w:p>
@@ -5221,7 +7840,29 @@
           <w:szCs w:val="16"/>
           <w:lang w:eastAsia="ru-RU"/>
         </w:rPr>
-        <w:t>&lt;td&gt;</w:t>
+        <w:t>&lt;</w:t>
+      </w:r>
+      <w:proofErr w:type="spellStart"/>
+      <w:r>
+        <w:rPr>
+          <w:rFonts w:ascii="Courier New" w:hAnsi="Courier New" w:cs="Courier New"/>
+          <w:color w:val="0000FF"/>
+          <w:sz w:val="16"/>
+          <w:szCs w:val="16"/>
+          <w:lang w:eastAsia="ru-RU"/>
+        </w:rPr>
+        <w:t>td</w:t>
+      </w:r>
+      <w:proofErr w:type="spellEnd"/>
+      <w:r>
+        <w:rPr>
+          <w:rFonts w:ascii="Courier New" w:hAnsi="Courier New" w:cs="Courier New"/>
+          <w:color w:val="0000FF"/>
+          <w:sz w:val="16"/>
+          <w:szCs w:val="16"/>
+          <w:lang w:eastAsia="ru-RU"/>
+        </w:rPr>
+        <w:t>&gt;</w:t>
       </w:r>
       <w:r>
         <w:rPr>
@@ -5243,7 +7884,29 @@
           <w:szCs w:val="16"/>
           <w:lang w:eastAsia="ru-RU"/>
         </w:rPr>
-        <w:t>&lt;/td&gt;</w:t>
+        <w:t>&lt;/</w:t>
+      </w:r>
+      <w:proofErr w:type="spellStart"/>
+      <w:r>
+        <w:rPr>
+          <w:rFonts w:ascii="Courier New" w:hAnsi="Courier New" w:cs="Courier New"/>
+          <w:color w:val="0000FF"/>
+          <w:sz w:val="16"/>
+          <w:szCs w:val="16"/>
+          <w:lang w:eastAsia="ru-RU"/>
+        </w:rPr>
+        <w:t>td</w:t>
+      </w:r>
+      <w:proofErr w:type="spellEnd"/>
+      <w:r>
+        <w:rPr>
+          <w:rFonts w:ascii="Courier New" w:hAnsi="Courier New" w:cs="Courier New"/>
+          <w:color w:val="0000FF"/>
+          <w:sz w:val="16"/>
+          <w:szCs w:val="16"/>
+          <w:lang w:eastAsia="ru-RU"/>
+        </w:rPr>
+        <w:t>&gt;</w:t>
       </w:r>
     </w:p>
     <w:p>
@@ -5276,7 +7939,29 @@
           <w:szCs w:val="16"/>
           <w:lang w:eastAsia="ru-RU"/>
         </w:rPr>
-        <w:t>&lt;/tr&gt;</w:t>
+        <w:t>&lt;/</w:t>
+      </w:r>
+      <w:proofErr w:type="spellStart"/>
+      <w:r>
+        <w:rPr>
+          <w:rFonts w:ascii="Courier New" w:hAnsi="Courier New" w:cs="Courier New"/>
+          <w:color w:val="0000FF"/>
+          <w:sz w:val="16"/>
+          <w:szCs w:val="16"/>
+          <w:lang w:eastAsia="ru-RU"/>
+        </w:rPr>
+        <w:t>tr</w:t>
+      </w:r>
+      <w:proofErr w:type="spellEnd"/>
+      <w:r>
+        <w:rPr>
+          <w:rFonts w:ascii="Courier New" w:hAnsi="Courier New" w:cs="Courier New"/>
+          <w:color w:val="0000FF"/>
+          <w:sz w:val="16"/>
+          <w:szCs w:val="16"/>
+          <w:lang w:eastAsia="ru-RU"/>
+        </w:rPr>
+        <w:t>&gt;</w:t>
       </w:r>
     </w:p>
     <w:p>
@@ -5298,18 +7983,40 @@
           <w:color w:val="000000"/>
           <w:sz w:val="16"/>
           <w:szCs w:val="16"/>
-          <w:lang w:val="en-US" w:eastAsia="ru-RU"/>
-        </w:rPr>
-      </w:pPr>
-      <w:r>
-        <w:rPr>
-          <w:rFonts w:ascii="Courier New" w:hAnsi="Courier New" w:cs="Courier New"/>
-          <w:color w:val="0000FF"/>
-          <w:sz w:val="16"/>
-          <w:szCs w:val="16"/>
-          <w:lang w:val="en-US" w:eastAsia="ru-RU"/>
-        </w:rPr>
-        <w:t>&lt;/tbody&gt;</w:t>
+          <w:lang w:eastAsia="ru-RU"/>
+        </w:rPr>
+      </w:pPr>
+      <w:r>
+        <w:rPr>
+          <w:rFonts w:ascii="Courier New" w:hAnsi="Courier New" w:cs="Courier New"/>
+          <w:color w:val="0000FF"/>
+          <w:sz w:val="16"/>
+          <w:szCs w:val="16"/>
+          <w:lang w:eastAsia="ru-RU"/>
+        </w:rPr>
+        <w:t>&lt;/</w:t>
+      </w:r>
+      <w:proofErr w:type="spellStart"/>
+      <w:r>
+        <w:rPr>
+          <w:rFonts w:ascii="Courier New" w:hAnsi="Courier New" w:cs="Courier New"/>
+          <w:color w:val="0000FF"/>
+          <w:sz w:val="16"/>
+          <w:szCs w:val="16"/>
+          <w:lang w:val="en-US" w:eastAsia="ru-RU"/>
+        </w:rPr>
+        <w:t>tbody</w:t>
+      </w:r>
+      <w:proofErr w:type="spellEnd"/>
+      <w:r>
+        <w:rPr>
+          <w:rFonts w:ascii="Courier New" w:hAnsi="Courier New" w:cs="Courier New"/>
+          <w:color w:val="0000FF"/>
+          <w:sz w:val="16"/>
+          <w:szCs w:val="16"/>
+          <w:lang w:eastAsia="ru-RU"/>
+        </w:rPr>
+        <w:t>&gt;</w:t>
       </w:r>
     </w:p>
     <w:p>
@@ -5331,18 +8038,38 @@
           <w:color w:val="000000"/>
           <w:sz w:val="16"/>
           <w:szCs w:val="16"/>
-          <w:lang w:val="en-US" w:eastAsia="ru-RU"/>
-        </w:rPr>
-      </w:pPr>
-      <w:r>
-        <w:rPr>
-          <w:rFonts w:ascii="Courier New" w:hAnsi="Courier New" w:cs="Courier New"/>
-          <w:color w:val="0000FF"/>
-          <w:sz w:val="16"/>
-          <w:szCs w:val="16"/>
-          <w:lang w:val="en-US" w:eastAsia="ru-RU"/>
-        </w:rPr>
-        <w:t>&lt;/table&gt;</w:t>
+          <w:lang w:eastAsia="ru-RU"/>
+        </w:rPr>
+      </w:pPr>
+      <w:r>
+        <w:rPr>
+          <w:rFonts w:ascii="Courier New" w:hAnsi="Courier New" w:cs="Courier New"/>
+          <w:color w:val="0000FF"/>
+          <w:sz w:val="16"/>
+          <w:szCs w:val="16"/>
+          <w:lang w:eastAsia="ru-RU"/>
+        </w:rPr>
+        <w:t>&lt;/</w:t>
+      </w:r>
+      <w:r>
+        <w:rPr>
+          <w:rFonts w:ascii="Courier New" w:hAnsi="Courier New" w:cs="Courier New"/>
+          <w:color w:val="0000FF"/>
+          <w:sz w:val="16"/>
+          <w:szCs w:val="16"/>
+          <w:lang w:val="en-US" w:eastAsia="ru-RU"/>
+        </w:rPr>
+        <w:t>table</w:t>
+      </w:r>
+      <w:r>
+        <w:rPr>
+          <w:rFonts w:ascii="Courier New" w:hAnsi="Courier New" w:cs="Courier New"/>
+          <w:color w:val="0000FF"/>
+          <w:sz w:val="16"/>
+          <w:szCs w:val="16"/>
+          <w:lang w:eastAsia="ru-RU"/>
+        </w:rPr>
+        <w:t>&gt;</w:t>
       </w:r>
     </w:p>
     <w:p>
@@ -5364,18 +8091,38 @@
           <w:color w:val="000000"/>
           <w:sz w:val="16"/>
           <w:szCs w:val="16"/>
-          <w:lang w:val="en-US" w:eastAsia="ru-RU"/>
-        </w:rPr>
-      </w:pPr>
-      <w:r>
-        <w:rPr>
-          <w:rFonts w:ascii="Courier New" w:hAnsi="Courier New" w:cs="Courier New"/>
-          <w:color w:val="0000FF"/>
-          <w:sz w:val="16"/>
-          <w:szCs w:val="16"/>
-          <w:lang w:val="en-US" w:eastAsia="ru-RU"/>
-        </w:rPr>
-        <w:t>&lt;/body&gt;</w:t>
+          <w:lang w:eastAsia="ru-RU"/>
+        </w:rPr>
+      </w:pPr>
+      <w:r>
+        <w:rPr>
+          <w:rFonts w:ascii="Courier New" w:hAnsi="Courier New" w:cs="Courier New"/>
+          <w:color w:val="0000FF"/>
+          <w:sz w:val="16"/>
+          <w:szCs w:val="16"/>
+          <w:lang w:eastAsia="ru-RU"/>
+        </w:rPr>
+        <w:t>&lt;/</w:t>
+      </w:r>
+      <w:r>
+        <w:rPr>
+          <w:rFonts w:ascii="Courier New" w:hAnsi="Courier New" w:cs="Courier New"/>
+          <w:color w:val="0000FF"/>
+          <w:sz w:val="16"/>
+          <w:szCs w:val="16"/>
+          <w:lang w:val="en-US" w:eastAsia="ru-RU"/>
+        </w:rPr>
+        <w:t>body</w:t>
+      </w:r>
+      <w:r>
+        <w:rPr>
+          <w:rFonts w:ascii="Courier New" w:hAnsi="Courier New" w:cs="Courier New"/>
+          <w:color w:val="0000FF"/>
+          <w:sz w:val="16"/>
+          <w:szCs w:val="16"/>
+          <w:lang w:eastAsia="ru-RU"/>
+        </w:rPr>
+        <w:t>&gt;</w:t>
       </w:r>
     </w:p>
     <w:p>
@@ -5393,18 +8140,38 @@
         <w:rPr>
           <w:sz w:val="20"/>
           <w:szCs w:val="20"/>
-          <w:lang w:val="en-US" w:eastAsia="ru-RU"/>
-        </w:rPr>
-      </w:pPr>
-      <w:r>
-        <w:rPr>
-          <w:rFonts w:ascii="Courier New" w:hAnsi="Courier New" w:cs="Courier New"/>
-          <w:color w:val="0000FF"/>
-          <w:sz w:val="16"/>
-          <w:szCs w:val="16"/>
-          <w:lang w:val="en-US" w:eastAsia="ru-RU"/>
-        </w:rPr>
-        <w:t>&lt;/html&gt;</w:t>
+          <w:lang w:eastAsia="ru-RU"/>
+        </w:rPr>
+      </w:pPr>
+      <w:r>
+        <w:rPr>
+          <w:rFonts w:ascii="Courier New" w:hAnsi="Courier New" w:cs="Courier New"/>
+          <w:color w:val="0000FF"/>
+          <w:sz w:val="16"/>
+          <w:szCs w:val="16"/>
+          <w:lang w:eastAsia="ru-RU"/>
+        </w:rPr>
+        <w:t>&lt;/</w:t>
+      </w:r>
+      <w:r>
+        <w:rPr>
+          <w:rFonts w:ascii="Courier New" w:hAnsi="Courier New" w:cs="Courier New"/>
+          <w:color w:val="0000FF"/>
+          <w:sz w:val="16"/>
+          <w:szCs w:val="16"/>
+          <w:lang w:val="en-US" w:eastAsia="ru-RU"/>
+        </w:rPr>
+        <w:t>html</w:t>
+      </w:r>
+      <w:r>
+        <w:rPr>
+          <w:rFonts w:ascii="Courier New" w:hAnsi="Courier New" w:cs="Courier New"/>
+          <w:color w:val="0000FF"/>
+          <w:sz w:val="16"/>
+          <w:szCs w:val="16"/>
+          <w:lang w:eastAsia="ru-RU"/>
+        </w:rPr>
+        <w:t>&gt;</w:t>
       </w:r>
     </w:p>
     <w:p>
@@ -5413,15 +8180,43 @@
         <w:rPr>
           <w:sz w:val="28"/>
           <w:szCs w:val="28"/>
+        </w:rPr>
+      </w:pPr>
+      <w:r>
+        <w:rPr>
+          <w:sz w:val="28"/>
+          <w:szCs w:val="28"/>
+        </w:rPr>
+        <w:t>Листинг</w:t>
+      </w:r>
+      <w:r>
+        <w:rPr>
+          <w:sz w:val="28"/>
+          <w:szCs w:val="28"/>
+        </w:rPr>
+        <w:t xml:space="preserve"> 1</w:t>
+      </w:r>
+      <w:r>
+        <w:rPr>
+          <w:sz w:val="28"/>
+          <w:szCs w:val="28"/>
+        </w:rPr>
+        <w:t xml:space="preserve"> – Измененный файл </w:t>
+      </w:r>
+      <w:r>
+        <w:rPr>
+          <w:sz w:val="28"/>
+          <w:szCs w:val="28"/>
           <w:lang w:val="en-US"/>
         </w:rPr>
-      </w:pPr>
-      <w:r>
-        <w:rPr>
-          <w:sz w:val="28"/>
-          <w:szCs w:val="28"/>
-        </w:rPr>
-        <w:t>Листинг</w:t>
+        <w:t>index</w:t>
+      </w:r>
+      <w:r>
+        <w:rPr>
+          <w:sz w:val="28"/>
+          <w:szCs w:val="28"/>
+        </w:rPr>
+        <w:t>.</w:t>
       </w:r>
       <w:r>
         <w:rPr>
@@ -5429,45 +8224,30 @@
           <w:szCs w:val="28"/>
           <w:lang w:val="en-US"/>
         </w:rPr>
-        <w:t xml:space="preserve"> 1</w:t>
-      </w:r>
-      <w:r>
-        <w:rPr>
-          <w:sz w:val="28"/>
-          <w:szCs w:val="28"/>
-        </w:rPr>
-        <w:t xml:space="preserve"> – Измененный файл </w:t>
-      </w:r>
-      <w:r>
+        <w:t>html</w:t>
+      </w:r>
+    </w:p>
+    <w:p>
+      <w:pPr>
+        <w:jc w:val="center"/>
+        <w:rPr>
+          <w:sz w:val="28"/>
+          <w:szCs w:val="28"/>
+        </w:rPr>
+      </w:pPr>
+    </w:p>
+    <w:p>
+      <w:pPr>
+        <w:jc w:val="center"/>
         <w:rPr>
           <w:sz w:val="28"/>
           <w:szCs w:val="28"/>
           <w:lang w:val="en-US"/>
         </w:rPr>
-        <w:t>index.html</w:t>
-      </w:r>
-    </w:p>
-    <w:p>
-      <w:pPr>
-        <w:jc w:val="center"/>
-        <w:rPr>
-          <w:sz w:val="28"/>
-          <w:szCs w:val="28"/>
-          <w:lang w:val="en-US"/>
-        </w:rPr>
-      </w:pPr>
-    </w:p>
-    <w:p>
-      <w:pPr>
-        <w:jc w:val="center"/>
-        <w:rPr>
-          <w:sz w:val="28"/>
-          <w:szCs w:val="28"/>
-          <w:lang w:val="en-US"/>
-        </w:rPr>
-      </w:pPr>
-      <w:r>
-        <w:rPr>
+      </w:pPr>
+      <w:r>
+        <w:rPr>
+          <w:noProof/>
           <w:sz w:val="28"/>
           <w:szCs w:val="28"/>
           <w:lang w:val="en-US"/>
@@ -5536,6 +8316,7 @@
       </w:pPr>
       <w:r>
         <w:rPr>
+          <w:noProof/>
           <w:sz w:val="28"/>
           <w:szCs w:val="28"/>
           <w:lang w:val="en-US"/>
@@ -5619,7 +8400,27 @@
           <w:sz w:val="28"/>
           <w:szCs w:val="28"/>
         </w:rPr>
-        <w:t>Настройка обработки статичных файлов для django.</w:t>
+        <w:t xml:space="preserve">Настройка обработки статичных файлов для </w:t>
+      </w:r>
+      <w:proofErr w:type="spellStart"/>
+      <w:r>
+        <w:rPr>
+          <w:b/>
+          <w:bCs/>
+          <w:sz w:val="28"/>
+          <w:szCs w:val="28"/>
+        </w:rPr>
+        <w:t>django</w:t>
+      </w:r>
+      <w:proofErr w:type="spellEnd"/>
+      <w:r>
+        <w:rPr>
+          <w:b/>
+          <w:bCs/>
+          <w:sz w:val="28"/>
+          <w:szCs w:val="28"/>
+        </w:rPr>
+        <w:t>.</w:t>
       </w:r>
     </w:p>
     <w:p>
@@ -5649,6 +8450,7 @@
       </w:pPr>
       <w:r>
         <w:rPr>
+          <w:noProof/>
           <w:sz w:val="28"/>
           <w:szCs w:val="28"/>
           <w:lang w:val="en-US"/>
@@ -5736,6 +8538,7 @@
       </w:pPr>
       <w:r>
         <w:rPr>
+          <w:noProof/>
           <w:sz w:val="28"/>
           <w:szCs w:val="28"/>
           <w:lang w:val="en-US"/>
@@ -5807,6 +8610,7 @@
         </w:rPr>
         <w:t>.</w:t>
       </w:r>
+      <w:proofErr w:type="spellStart"/>
       <w:r>
         <w:rPr>
           <w:sz w:val="28"/>
@@ -5815,6 +8619,7 @@
         </w:rPr>
         <w:t>css</w:t>
       </w:r>
+      <w:proofErr w:type="spellEnd"/>
     </w:p>
     <w:p>
       <w:pPr>
@@ -5827,6 +8632,7 @@
       </w:pPr>
       <w:r>
         <w:rPr>
+          <w:noProof/>
           <w:sz w:val="28"/>
           <w:szCs w:val="28"/>
           <w:lang w:val="en-US"/>
@@ -5919,80 +8725,52 @@
           <w:sz w:val="28"/>
           <w:szCs w:val="28"/>
         </w:rPr>
-        <w:t xml:space="preserve">- </w:t>
-      </w:r>
-      <w:r>
-        <w:rPr>
-          <w:sz w:val="28"/>
-          <w:szCs w:val="28"/>
-        </w:rPr>
-        <w:t>Установите для заголовка первого уровня шрифт с засечками.</w:t>
-      </w:r>
-    </w:p>
-    <w:p>
-      <w:pPr>
-        <w:rPr>
-          <w:sz w:val="28"/>
-          <w:szCs w:val="28"/>
-        </w:rPr>
-      </w:pPr>
-      <w:r>
-        <w:rPr>
-          <w:sz w:val="28"/>
-          <w:szCs w:val="28"/>
-        </w:rPr>
-        <w:t>-</w:t>
-      </w:r>
-      <w:r>
-        <w:rPr>
-          <w:sz w:val="28"/>
-          <w:szCs w:val="28"/>
-        </w:rPr>
-        <w:t xml:space="preserve"> Сделайте картинку высотой 30px.</w:t>
-      </w:r>
-    </w:p>
-    <w:p>
-      <w:pPr>
-        <w:rPr>
-          <w:sz w:val="28"/>
-          <w:szCs w:val="28"/>
-        </w:rPr>
-      </w:pPr>
-      <w:r>
-        <w:rPr>
-          <w:sz w:val="28"/>
-          <w:szCs w:val="28"/>
-        </w:rPr>
-        <w:t>-</w:t>
-      </w:r>
-      <w:r>
-        <w:rPr>
-          <w:sz w:val="28"/>
-          <w:szCs w:val="28"/>
-        </w:rPr>
-        <w:t xml:space="preserve"> Измените шрифт для подзаголовков четвертого уровня с 22px на 14px.</w:t>
-      </w:r>
-    </w:p>
-    <w:p>
-      <w:pPr>
-        <w:rPr>
-          <w:sz w:val="28"/>
-          <w:szCs w:val="28"/>
-        </w:rPr>
-      </w:pPr>
-      <w:r>
-        <w:rPr>
-          <w:sz w:val="28"/>
-          <w:szCs w:val="28"/>
-        </w:rPr>
-        <w:t>-</w:t>
-      </w:r>
-      <w:r>
-        <w:rPr>
-          <w:sz w:val="28"/>
-          <w:szCs w:val="28"/>
-        </w:rPr>
-        <w:t xml:space="preserve"> Сделайте ширину таблицы равно 100% экрана.</w:t>
+        <w:t>- Установите для заголовка первого уровня шрифт с засечками.</w:t>
+      </w:r>
+    </w:p>
+    <w:p>
+      <w:pPr>
+        <w:rPr>
+          <w:sz w:val="28"/>
+          <w:szCs w:val="28"/>
+        </w:rPr>
+      </w:pPr>
+      <w:r>
+        <w:rPr>
+          <w:sz w:val="28"/>
+          <w:szCs w:val="28"/>
+        </w:rPr>
+        <w:t>- Сделайте картинку высотой 30px.</w:t>
+      </w:r>
+    </w:p>
+    <w:p>
+      <w:pPr>
+        <w:rPr>
+          <w:sz w:val="28"/>
+          <w:szCs w:val="28"/>
+        </w:rPr>
+      </w:pPr>
+      <w:r>
+        <w:rPr>
+          <w:sz w:val="28"/>
+          <w:szCs w:val="28"/>
+        </w:rPr>
+        <w:t>- Измените шрифт для подзаголовков четвертого уровня с 22px на 14px.</w:t>
+      </w:r>
+    </w:p>
+    <w:p>
+      <w:pPr>
+        <w:rPr>
+          <w:sz w:val="28"/>
+          <w:szCs w:val="28"/>
+        </w:rPr>
+      </w:pPr>
+      <w:r>
+        <w:rPr>
+          <w:sz w:val="28"/>
+          <w:szCs w:val="28"/>
+        </w:rPr>
+        <w:t>- Сделайте ширину таблицы равно 100% экрана.</w:t>
       </w:r>
     </w:p>
     <w:p>
@@ -6885,6 +9663,7 @@
         </w:rPr>
         <w:t xml:space="preserve"> </w:t>
       </w:r>
+      <w:proofErr w:type="spellStart"/>
       <w:r>
         <w:rPr>
           <w:rFonts w:ascii="Courier New" w:hAnsi="Courier New" w:cs="Courier New"/>
@@ -6893,7 +9672,18 @@
           <w:szCs w:val="20"/>
           <w:lang w:val="en-US" w:eastAsia="ru-RU"/>
         </w:rPr>
-        <w:t xml:space="preserve">ol </w:t>
+        <w:t>ol</w:t>
+      </w:r>
+      <w:proofErr w:type="spellEnd"/>
+      <w:r>
+        <w:rPr>
+          <w:rFonts w:ascii="Courier New" w:hAnsi="Courier New" w:cs="Courier New"/>
+          <w:color w:val="0000FF"/>
+          <w:sz w:val="20"/>
+          <w:szCs w:val="20"/>
+          <w:lang w:val="en-US" w:eastAsia="ru-RU"/>
+        </w:rPr>
+        <w:t xml:space="preserve"> </w:t>
       </w:r>
       <w:r>
         <w:rPr>
@@ -7177,6 +9967,7 @@
           <w:lang w:val="en-US" w:eastAsia="ru-RU"/>
         </w:rPr>
       </w:pPr>
+      <w:proofErr w:type="spellStart"/>
       <w:r>
         <w:rPr>
           <w:rFonts w:ascii="Courier New" w:hAnsi="Courier New" w:cs="Courier New"/>
@@ -7185,7 +9976,18 @@
           <w:szCs w:val="20"/>
           <w:lang w:val="en-US" w:eastAsia="ru-RU"/>
         </w:rPr>
-        <w:t xml:space="preserve">th </w:t>
+        <w:t>th</w:t>
+      </w:r>
+      <w:proofErr w:type="spellEnd"/>
+      <w:r>
+        <w:rPr>
+          <w:rFonts w:ascii="Courier New" w:hAnsi="Courier New" w:cs="Courier New"/>
+          <w:color w:val="0000FF"/>
+          <w:sz w:val="20"/>
+          <w:szCs w:val="20"/>
+          <w:lang w:val="en-US" w:eastAsia="ru-RU"/>
+        </w:rPr>
+        <w:t xml:space="preserve"> </w:t>
       </w:r>
       <w:r>
         <w:rPr>
@@ -7464,6 +10266,8 @@
           <w:lang w:val="en-US" w:eastAsia="ru-RU"/>
         </w:rPr>
       </w:pPr>
+      <w:proofErr w:type="spellStart"/>
+      <w:proofErr w:type="gramStart"/>
       <w:r>
         <w:rPr>
           <w:rFonts w:ascii="Courier New" w:hAnsi="Courier New" w:cs="Courier New"/>
@@ -7496,8 +10300,22 @@
           <w:szCs w:val="20"/>
           <w:lang w:val="en-US" w:eastAsia="ru-RU"/>
         </w:rPr>
-        <w:t>nth-child</w:t>
-      </w:r>
+        <w:t>nth</w:t>
+      </w:r>
+      <w:proofErr w:type="gramEnd"/>
+      <w:r>
+        <w:rPr>
+          <w:rFonts w:ascii="Courier New" w:hAnsi="Courier New" w:cs="Courier New"/>
+          <w:b/>
+          <w:bCs/>
+          <w:color w:val="FF8000"/>
+          <w:sz w:val="20"/>
+          <w:szCs w:val="20"/>
+          <w:lang w:val="en-US" w:eastAsia="ru-RU"/>
+        </w:rPr>
+        <w:t>-child</w:t>
+      </w:r>
+      <w:proofErr w:type="spellEnd"/>
       <w:r>
         <w:rPr>
           <w:rFonts w:ascii="Courier New" w:hAnsi="Courier New" w:cs="Courier New"/>
@@ -7619,7 +10437,7 @@
           <w:color w:val="000000"/>
           <w:sz w:val="20"/>
           <w:szCs w:val="20"/>
-          <w:lang w:val="en-US" w:eastAsia="ru-RU"/>
+          <w:lang w:eastAsia="ru-RU"/>
         </w:rPr>
       </w:pPr>
       <w:r>
@@ -7630,7 +10448,7 @@
           <w:color w:val="000000"/>
           <w:sz w:val="20"/>
           <w:szCs w:val="20"/>
-          <w:lang w:val="en-US" w:eastAsia="ru-RU"/>
+          <w:lang w:eastAsia="ru-RU"/>
         </w:rPr>
         <w:t>}</w:t>
       </w:r>
@@ -7652,7 +10470,7 @@
           <w:color w:val="000000"/>
           <w:sz w:val="20"/>
           <w:szCs w:val="20"/>
-          <w:lang w:val="en-US" w:eastAsia="ru-RU"/>
+          <w:lang w:eastAsia="ru-RU"/>
         </w:rPr>
       </w:pPr>
     </w:p>
@@ -7675,9 +10493,10 @@
           <w:color w:val="8080C0"/>
           <w:sz w:val="20"/>
           <w:szCs w:val="20"/>
-          <w:lang w:val="en-US" w:eastAsia="ru-RU"/>
-        </w:rPr>
-      </w:pPr>
+          <w:lang w:eastAsia="ru-RU"/>
+        </w:rPr>
+      </w:pPr>
+      <w:proofErr w:type="spellStart"/>
       <w:r>
         <w:rPr>
           <w:rFonts w:ascii="Courier New" w:hAnsi="Courier New" w:cs="Courier New"/>
@@ -7686,17 +10505,28 @@
           <w:szCs w:val="20"/>
           <w:lang w:val="en-US" w:eastAsia="ru-RU"/>
         </w:rPr>
-        <w:t xml:space="preserve">img </w:t>
-      </w:r>
-      <w:r>
-        <w:rPr>
-          <w:rFonts w:ascii="Courier New" w:hAnsi="Courier New" w:cs="Courier New"/>
-          <w:b/>
-          <w:bCs/>
-          <w:color w:val="000000"/>
+        <w:t>img</w:t>
+      </w:r>
+      <w:proofErr w:type="spellEnd"/>
+      <w:r>
+        <w:rPr>
+          <w:rFonts w:ascii="Courier New" w:hAnsi="Courier New" w:cs="Courier New"/>
+          <w:color w:val="0000FF"/>
           <w:sz w:val="20"/>
           <w:szCs w:val="20"/>
-          <w:lang w:val="en-US" w:eastAsia="ru-RU"/>
+          <w:lang w:eastAsia="ru-RU"/>
+        </w:rPr>
+        <w:t xml:space="preserve"> </w:t>
+      </w:r>
+      <w:r>
+        <w:rPr>
+          <w:rFonts w:ascii="Courier New" w:hAnsi="Courier New" w:cs="Courier New"/>
+          <w:b/>
+          <w:bCs/>
+          <w:color w:val="000000"/>
+          <w:sz w:val="20"/>
+          <w:szCs w:val="20"/>
+          <w:lang w:eastAsia="ru-RU"/>
         </w:rPr>
         <w:t>{</w:t>
       </w:r>
@@ -7720,7 +10550,7 @@
           <w:color w:val="8080C0"/>
           <w:sz w:val="20"/>
           <w:szCs w:val="20"/>
-          <w:lang w:val="en-US" w:eastAsia="ru-RU"/>
+          <w:lang w:eastAsia="ru-RU"/>
         </w:rPr>
       </w:pPr>
       <w:r>
@@ -7731,21 +10561,57 @@
           <w:color w:val="8080C0"/>
           <w:sz w:val="20"/>
           <w:szCs w:val="20"/>
-          <w:lang w:val="en-US" w:eastAsia="ru-RU"/>
-        </w:rPr>
-        <w:t xml:space="preserve">    height</w:t>
-      </w:r>
-      <w:r>
-        <w:rPr>
-          <w:rFonts w:ascii="Courier New" w:hAnsi="Courier New" w:cs="Courier New"/>
-          <w:b/>
-          <w:bCs/>
-          <w:color w:val="000000"/>
+          <w:lang w:eastAsia="ru-RU"/>
+        </w:rPr>
+        <w:t xml:space="preserve">    </w:t>
+      </w:r>
+      <w:r>
+        <w:rPr>
+          <w:rFonts w:ascii="Courier New" w:hAnsi="Courier New" w:cs="Courier New"/>
+          <w:b/>
+          <w:bCs/>
+          <w:color w:val="8080C0"/>
           <w:sz w:val="20"/>
           <w:szCs w:val="20"/>
           <w:lang w:val="en-US" w:eastAsia="ru-RU"/>
         </w:rPr>
-        <w:t>: 30px;</w:t>
+        <w:t>height</w:t>
+      </w:r>
+      <w:r>
+        <w:rPr>
+          <w:rFonts w:ascii="Courier New" w:hAnsi="Courier New" w:cs="Courier New"/>
+          <w:b/>
+          <w:bCs/>
+          <w:color w:val="000000"/>
+          <w:sz w:val="20"/>
+          <w:szCs w:val="20"/>
+          <w:lang w:eastAsia="ru-RU"/>
+        </w:rPr>
+        <w:t>: 30</w:t>
+      </w:r>
+      <w:r>
+        <w:rPr>
+          <w:rFonts w:ascii="Courier New" w:hAnsi="Courier New" w:cs="Courier New"/>
+          <w:b/>
+          <w:bCs/>
+          <w:color w:val="000000"/>
+          <w:sz w:val="20"/>
+          <w:szCs w:val="20"/>
+          <w:lang w:val="en-US" w:eastAsia="ru-RU"/>
+        </w:rPr>
+        <w:t>px</w:t>
+      </w:r>
+      <w:r>
+        <w:rPr>
+          <w:rFonts w:ascii="Courier New" w:hAnsi="Courier New" w:cs="Courier New"/>
+          <w:b/>
+          <w:bCs/>
+          <w:color w:val="000000"/>
+          <w:sz w:val="20"/>
+          <w:szCs w:val="20"/>
+          <w:lang w:eastAsia="ru-RU"/>
+        </w:rPr>
+        <w:t>;</w:t>
       </w:r>
     </w:p>
     <w:p>
@@ -7763,7 +10629,7 @@
         <w:rPr>
           <w:sz w:val="24"/>
           <w:szCs w:val="24"/>
-          <w:lang w:val="en-US" w:eastAsia="ru-RU"/>
+          <w:lang w:eastAsia="ru-RU"/>
         </w:rPr>
       </w:pPr>
       <w:r>
@@ -7774,7 +10640,7 @@
           <w:color w:val="000000"/>
           <w:sz w:val="20"/>
           <w:szCs w:val="20"/>
-          <w:lang w:val="en-US" w:eastAsia="ru-RU"/>
+          <w:lang w:eastAsia="ru-RU"/>
         </w:rPr>
         <w:t>}</w:t>
       </w:r>
@@ -7829,6 +10695,7 @@
         </w:rPr>
         <w:t>.</w:t>
       </w:r>
+      <w:proofErr w:type="spellStart"/>
       <w:r>
         <w:rPr>
           <w:sz w:val="28"/>
@@ -7837,6 +10704,7 @@
         </w:rPr>
         <w:t>css</w:t>
       </w:r>
+      <w:proofErr w:type="spellEnd"/>
       <w:r>
         <w:rPr>
           <w:sz w:val="28"/>
@@ -7869,6 +10737,7 @@
       </w:pPr>
       <w:r>
         <w:rPr>
+          <w:noProof/>
           <w:sz w:val="28"/>
           <w:szCs w:val="28"/>
         </w:rPr>
@@ -7922,8 +10791,288 @@
           <w:sz w:val="28"/>
           <w:szCs w:val="28"/>
         </w:rPr>
-        <w:t>Рис. 15 - Результат</w:t>
-      </w:r>
+        <w:t xml:space="preserve">Рис. 15 </w:t>
+      </w:r>
+      <w:r>
+        <w:rPr>
+          <w:sz w:val="28"/>
+          <w:szCs w:val="28"/>
+        </w:rPr>
+        <w:t>–</w:t>
+      </w:r>
+      <w:r>
+        <w:rPr>
+          <w:sz w:val="28"/>
+          <w:szCs w:val="28"/>
+        </w:rPr>
+        <w:t xml:space="preserve"> Результат</w:t>
+      </w:r>
+    </w:p>
+    <w:p>
+      <w:pPr>
+        <w:jc w:val="center"/>
+        <w:rPr>
+          <w:sz w:val="28"/>
+          <w:szCs w:val="28"/>
+        </w:rPr>
+      </w:pPr>
+    </w:p>
+    <w:p>
+      <w:pPr>
+        <w:jc w:val="center"/>
+        <w:rPr>
+          <w:sz w:val="28"/>
+          <w:szCs w:val="28"/>
+        </w:rPr>
+      </w:pPr>
+    </w:p>
+    <w:p>
+      <w:pPr>
+        <w:jc w:val="center"/>
+        <w:rPr>
+          <w:sz w:val="28"/>
+          <w:szCs w:val="28"/>
+        </w:rPr>
+      </w:pPr>
+    </w:p>
+    <w:p>
+      <w:pPr>
+        <w:jc w:val="center"/>
+        <w:rPr>
+          <w:sz w:val="28"/>
+          <w:szCs w:val="28"/>
+        </w:rPr>
+      </w:pPr>
+    </w:p>
+    <w:p>
+      <w:pPr>
+        <w:jc w:val="center"/>
+        <w:rPr>
+          <w:sz w:val="28"/>
+          <w:szCs w:val="28"/>
+        </w:rPr>
+      </w:pPr>
+    </w:p>
+    <w:p>
+      <w:pPr>
+        <w:jc w:val="center"/>
+        <w:rPr>
+          <w:sz w:val="28"/>
+          <w:szCs w:val="28"/>
+        </w:rPr>
+      </w:pPr>
+    </w:p>
+    <w:p>
+      <w:pPr>
+        <w:jc w:val="center"/>
+        <w:rPr>
+          <w:sz w:val="28"/>
+          <w:szCs w:val="28"/>
+        </w:rPr>
+      </w:pPr>
+    </w:p>
+    <w:p>
+      <w:pPr>
+        <w:jc w:val="center"/>
+        <w:rPr>
+          <w:sz w:val="28"/>
+          <w:szCs w:val="28"/>
+        </w:rPr>
+      </w:pPr>
+    </w:p>
+    <w:p>
+      <w:pPr>
+        <w:jc w:val="center"/>
+        <w:rPr>
+          <w:sz w:val="28"/>
+          <w:szCs w:val="28"/>
+        </w:rPr>
+      </w:pPr>
+    </w:p>
+    <w:p>
+      <w:pPr>
+        <w:jc w:val="center"/>
+        <w:rPr>
+          <w:sz w:val="28"/>
+          <w:szCs w:val="28"/>
+        </w:rPr>
+      </w:pPr>
+    </w:p>
+    <w:p>
+      <w:pPr>
+        <w:jc w:val="center"/>
+        <w:rPr>
+          <w:sz w:val="28"/>
+          <w:szCs w:val="28"/>
+        </w:rPr>
+      </w:pPr>
+    </w:p>
+    <w:p>
+      <w:pPr>
+        <w:jc w:val="center"/>
+        <w:rPr>
+          <w:sz w:val="28"/>
+          <w:szCs w:val="28"/>
+        </w:rPr>
+      </w:pPr>
+    </w:p>
+    <w:p>
+      <w:pPr>
+        <w:jc w:val="center"/>
+        <w:rPr>
+          <w:sz w:val="28"/>
+          <w:szCs w:val="28"/>
+        </w:rPr>
+      </w:pPr>
+    </w:p>
+    <w:p>
+      <w:pPr>
+        <w:jc w:val="center"/>
+        <w:rPr>
+          <w:sz w:val="28"/>
+          <w:szCs w:val="28"/>
+        </w:rPr>
+      </w:pPr>
+    </w:p>
+    <w:p>
+      <w:pPr>
+        <w:jc w:val="center"/>
+        <w:rPr>
+          <w:sz w:val="28"/>
+          <w:szCs w:val="28"/>
+        </w:rPr>
+      </w:pPr>
+    </w:p>
+    <w:p>
+      <w:pPr>
+        <w:jc w:val="center"/>
+        <w:rPr>
+          <w:sz w:val="28"/>
+          <w:szCs w:val="28"/>
+        </w:rPr>
+      </w:pPr>
+    </w:p>
+    <w:p>
+      <w:pPr>
+        <w:spacing w:line="360" w:lineRule="auto"/>
+        <w:rPr>
+          <w:b/>
+          <w:bCs/>
+          <w:iCs/>
+          <w:sz w:val="28"/>
+          <w:szCs w:val="28"/>
+        </w:rPr>
+      </w:pPr>
+      <w:r>
+        <w:rPr>
+          <w:b/>
+          <w:bCs/>
+          <w:iCs/>
+          <w:sz w:val="28"/>
+          <w:szCs w:val="28"/>
+        </w:rPr>
+        <w:lastRenderedPageBreak/>
+        <w:t>Вывод:</w:t>
+      </w:r>
+    </w:p>
+    <w:p>
+      <w:pPr>
+        <w:spacing w:line="360" w:lineRule="auto"/>
+        <w:rPr>
+          <w:iCs/>
+          <w:sz w:val="28"/>
+          <w:szCs w:val="28"/>
+        </w:rPr>
+      </w:pPr>
+      <w:r>
+        <w:rPr>
+          <w:iCs/>
+          <w:sz w:val="28"/>
+          <w:szCs w:val="28"/>
+        </w:rPr>
+        <w:t xml:space="preserve">В результате выполнения лабораторной работы были изучены основные принципы создания простейшего </w:t>
+      </w:r>
+      <w:proofErr w:type="spellStart"/>
+      <w:r>
+        <w:rPr>
+          <w:iCs/>
+          <w:sz w:val="28"/>
+          <w:szCs w:val="28"/>
+        </w:rPr>
+        <w:t>web</w:t>
+      </w:r>
+      <w:proofErr w:type="spellEnd"/>
+      <w:r>
+        <w:rPr>
+          <w:iCs/>
+          <w:sz w:val="28"/>
+          <w:szCs w:val="28"/>
+        </w:rPr>
+        <w:t xml:space="preserve">-приложения на </w:t>
+      </w:r>
+      <w:proofErr w:type="spellStart"/>
+      <w:r>
+        <w:rPr>
+          <w:iCs/>
+          <w:sz w:val="28"/>
+          <w:szCs w:val="28"/>
+        </w:rPr>
+        <w:t>Django</w:t>
+      </w:r>
+      <w:proofErr w:type="spellEnd"/>
+      <w:r>
+        <w:rPr>
+          <w:iCs/>
+          <w:sz w:val="28"/>
+          <w:szCs w:val="28"/>
+        </w:rPr>
+        <w:t xml:space="preserve">. Были получены практические навыки создания проекта и приложения, настройки маршрутов, написания функций-представлений, подключения HTML-шаблонов и организации статических файлов. Также была освоена базовая стилизация страницы с использованием CSS и подключение изображений. Таким образом, цель работы была достигнута, а созданная </w:t>
+      </w:r>
+      <w:proofErr w:type="spellStart"/>
+      <w:r>
+        <w:rPr>
+          <w:iCs/>
+          <w:sz w:val="28"/>
+          <w:szCs w:val="28"/>
+        </w:rPr>
+        <w:t>web</w:t>
+      </w:r>
+      <w:proofErr w:type="spellEnd"/>
+      <w:r>
+        <w:rPr>
+          <w:iCs/>
+          <w:sz w:val="28"/>
+          <w:szCs w:val="28"/>
+        </w:rPr>
+        <w:t xml:space="preserve">-страница стала основой для дальнейшего изучения возможностей </w:t>
+      </w:r>
+      <w:proofErr w:type="spellStart"/>
+      <w:r>
+        <w:rPr>
+          <w:iCs/>
+          <w:sz w:val="28"/>
+          <w:szCs w:val="28"/>
+        </w:rPr>
+        <w:t>Django</w:t>
+      </w:r>
+      <w:proofErr w:type="spellEnd"/>
+      <w:r>
+        <w:rPr>
+          <w:iCs/>
+          <w:sz w:val="28"/>
+          <w:szCs w:val="28"/>
+        </w:rPr>
+        <w:t>.</w:t>
+      </w:r>
+    </w:p>
+    <w:p>
+      <w:pPr>
+        <w:jc w:val="center"/>
+        <w:rPr>
+          <w:sz w:val="28"/>
+          <w:szCs w:val="28"/>
+        </w:rPr>
+      </w:pPr>
     </w:p>
     <w:sectPr>
       <w:pgSz w:w="11906" w:h="16838"/>
@@ -7938,6 +11087,92 @@
 <file path=word/numbering.xml><?xml version="1.0" encoding="utf-8"?>
 <w:numbering xmlns:wpc="http://schemas.microsoft.com/office/word/2010/wordprocessingCanvas" xmlns:cx="http://schemas.microsoft.com/office/drawing/2014/chartex" xmlns:cx1="http://schemas.microsoft.com/office/drawing/2015/9/8/chartex" xmlns:cx2="http://schemas.microsoft.com/office/drawing/2015/10/21/chartex" xmlns:cx3="http://schemas.microsoft.com/office/drawing/2016/5/9/chartex" xmlns:cx4="http://schemas.microsoft.com/office/drawing/2016/5/10/chartex" xmlns:cx5="http://schemas.microsoft.com/office/drawing/2016/5/11/chartex" xmlns:cx6="http://schemas.microsoft.com/office/drawing/2016/5/12/chartex" xmlns:cx7="http://schemas.microsoft.com/office/drawing/2016/5/13/chartex" xmlns:cx8="http://schemas.microsoft.com/office/drawing/2016/5/14/chartex" xmlns:mc="http://schemas.openxmlformats.org/markup-compatibility/2006" xmlns:aink="http://schemas.microsoft.com/office/drawing/2016/ink" xmlns:am3d="http://schemas.microsoft.com/office/drawing/2017/model3d" xmlns:o="urn:schemas-microsoft-com:office:office" xmlns:r="http://schemas.openxmlformats.org/officeDocument/2006/relationships" xmlns:m="http://schemas.openxmlformats.org/officeDocument/2006/math" xmlns:v="urn:schemas-microsoft-com:vml" xmlns:wp14="http://schemas.microsoft.com/office/word/2010/wordprocessingDrawing" xmlns:wp="http://schemas.openxmlformats.org/drawingml/2006/wordprocessingDrawing" xmlns:w10="urn:schemas-microsoft-com:office:word" xmlns:w="http://schemas.openxmlformats.org/wordprocessingml/2006/main" xmlns:w14="http://schemas.microsoft.com/office/word/2010/wordml" xmlns:w15="http://schemas.microsoft.com/office/word/2012/wordml" xmlns:w16cex="http://schemas.microsoft.com/office/word/2018/wordml/cex" xmlns:w16cid="http://schemas.microsoft.com/office/word/2016/wordml/cid" xmlns:w16="http://schemas.microsoft.com/office/word/2018/wordml" xmlns:w16sdtdh="http://schemas.microsoft.com/office/word/2020/wordml/sdtdatahash" xmlns:w16se="http://schemas.microsoft.com/office/word/2015/wordml/symex" xmlns:wpg="http://schemas.microsoft.com/office/word/2010/wordprocessingGroup" xmlns:wpi="http://schemas.microsoft.com/office/word/2010/wordprocessingInk" xmlns:wne="http://schemas.microsoft.com/office/word/2006/wordml" xmlns:wps="http://schemas.microsoft.com/office/word/2010/wordprocessingShape" mc:Ignorable="w14 w15 w16se w16cid w16 w16cex w16sdtdh wp14">
   <w:abstractNum w:abstractNumId="0" w15:restartNumberingAfterBreak="0">
+    <w:nsid w:val="44F24D96"/>
+    <w:multiLevelType w:val="hybridMultilevel"/>
+    <w:tmpl w:val="9294C0F2"/>
+    <w:lvl w:ilvl="0" w:tplc="0419000F">
+      <w:start w:val="1"/>
+      <w:numFmt w:val="decimal"/>
+      <w:lvlText w:val="%1."/>
+      <w:lvlJc w:val="left"/>
+      <w:pPr>
+        <w:ind w:left="720" w:hanging="360"/>
+      </w:pPr>
+    </w:lvl>
+    <w:lvl w:ilvl="1" w:tplc="04190019">
+      <w:start w:val="1"/>
+      <w:numFmt w:val="lowerLetter"/>
+      <w:lvlText w:val="%2."/>
+      <w:lvlJc w:val="left"/>
+      <w:pPr>
+        <w:ind w:left="1440" w:hanging="360"/>
+      </w:pPr>
+    </w:lvl>
+    <w:lvl w:ilvl="2" w:tplc="0419001B">
+      <w:start w:val="1"/>
+      <w:numFmt w:val="lowerRoman"/>
+      <w:lvlText w:val="%3."/>
+      <w:lvlJc w:val="right"/>
+      <w:pPr>
+        <w:ind w:left="2160" w:hanging="180"/>
+      </w:pPr>
+    </w:lvl>
+    <w:lvl w:ilvl="3" w:tplc="0419000F">
+      <w:start w:val="1"/>
+      <w:numFmt w:val="decimal"/>
+      <w:lvlText w:val="%4."/>
+      <w:lvlJc w:val="left"/>
+      <w:pPr>
+        <w:ind w:left="2880" w:hanging="360"/>
+      </w:pPr>
+    </w:lvl>
+    <w:lvl w:ilvl="4" w:tplc="04190019">
+      <w:start w:val="1"/>
+      <w:numFmt w:val="lowerLetter"/>
+      <w:lvlText w:val="%5."/>
+      <w:lvlJc w:val="left"/>
+      <w:pPr>
+        <w:ind w:left="3600" w:hanging="360"/>
+      </w:pPr>
+    </w:lvl>
+    <w:lvl w:ilvl="5" w:tplc="0419001B">
+      <w:start w:val="1"/>
+      <w:numFmt w:val="lowerRoman"/>
+      <w:lvlText w:val="%6."/>
+      <w:lvlJc w:val="right"/>
+      <w:pPr>
+        <w:ind w:left="4320" w:hanging="180"/>
+      </w:pPr>
+    </w:lvl>
+    <w:lvl w:ilvl="6" w:tplc="0419000F">
+      <w:start w:val="1"/>
+      <w:numFmt w:val="decimal"/>
+      <w:lvlText w:val="%7."/>
+      <w:lvlJc w:val="left"/>
+      <w:pPr>
+        <w:ind w:left="5040" w:hanging="360"/>
+      </w:pPr>
+    </w:lvl>
+    <w:lvl w:ilvl="7" w:tplc="04190019">
+      <w:start w:val="1"/>
+      <w:numFmt w:val="lowerLetter"/>
+      <w:lvlText w:val="%8."/>
+      <w:lvlJc w:val="left"/>
+      <w:pPr>
+        <w:ind w:left="5760" w:hanging="360"/>
+      </w:pPr>
+    </w:lvl>
+    <w:lvl w:ilvl="8" w:tplc="0419001B">
+      <w:start w:val="1"/>
+      <w:numFmt w:val="lowerRoman"/>
+      <w:lvlText w:val="%9."/>
+      <w:lvlJc w:val="right"/>
+      <w:pPr>
+        <w:ind w:left="6480" w:hanging="180"/>
+      </w:pPr>
+    </w:lvl>
+  </w:abstractNum>
+  <w:abstractNum w:abstractNumId="1" w15:restartNumberingAfterBreak="0">
     <w:nsid w:val="508A09B4"/>
     <w:multiLevelType w:val="multilevel"/>
     <w:tmpl w:val="C61220EE"/>
@@ -8050,7 +11285,7 @@
       </w:pPr>
     </w:lvl>
   </w:abstractNum>
-  <w:abstractNum w:abstractNumId="1" w15:restartNumberingAfterBreak="0">
+  <w:abstractNum w:abstractNumId="2" w15:restartNumberingAfterBreak="0">
     <w:nsid w:val="70DA2DE7"/>
     <w:multiLevelType w:val="multilevel"/>
     <w:tmpl w:val="4BFEC70C"/>
@@ -8200,10 +11435,40 @@
     </w:lvl>
   </w:abstractNum>
   <w:num w:numId="1">
+    <w:abstractNumId w:val="2"/>
+  </w:num>
+  <w:num w:numId="2">
     <w:abstractNumId w:val="1"/>
   </w:num>
-  <w:num w:numId="2">
+  <w:num w:numId="3">
     <w:abstractNumId w:val="0"/>
+    <w:lvlOverride w:ilvl="0">
+      <w:startOverride w:val="1"/>
+    </w:lvlOverride>
+    <w:lvlOverride w:ilvl="1">
+      <w:startOverride w:val="1"/>
+    </w:lvlOverride>
+    <w:lvlOverride w:ilvl="2">
+      <w:startOverride w:val="1"/>
+    </w:lvlOverride>
+    <w:lvlOverride w:ilvl="3">
+      <w:startOverride w:val="1"/>
+    </w:lvlOverride>
+    <w:lvlOverride w:ilvl="4">
+      <w:startOverride w:val="1"/>
+    </w:lvlOverride>
+    <w:lvlOverride w:ilvl="5">
+      <w:startOverride w:val="1"/>
+    </w:lvlOverride>
+    <w:lvlOverride w:ilvl="6">
+      <w:startOverride w:val="1"/>
+    </w:lvlOverride>
+    <w:lvlOverride w:ilvl="7">
+      <w:startOverride w:val="1"/>
+    </w:lvlOverride>
+    <w:lvlOverride w:ilvl="8">
+      <w:startOverride w:val="1"/>
+    </w:lvlOverride>
   </w:num>
 </w:numbering>
 </file>
@@ -8405,7 +11670,7 @@
     <w:lsdException w:name="Medium Shading 2 Accent 1" w:uiPriority="64"/>
     <w:lsdException w:name="Medium List 1 Accent 1" w:uiPriority="65"/>
     <w:lsdException w:name="Revision" w:semiHidden="1"/>
-    <w:lsdException w:name="List Paragraph" w:uiPriority="34" w:qFormat="1"/>
+    <w:lsdException w:name="List Paragraph" w:uiPriority="1" w:qFormat="1"/>
     <w:lsdException w:name="Quote" w:uiPriority="29" w:qFormat="1"/>
     <w:lsdException w:name="Intense Quote" w:uiPriority="30" w:qFormat="1"/>
     <w:lsdException w:name="Medium List 2 Accent 1" w:uiPriority="66"/>
@@ -8969,7 +12234,7 @@
   <w:style w:type="paragraph" w:styleId="a6">
     <w:name w:val="List Paragraph"/>
     <w:basedOn w:val="a"/>
-    <w:uiPriority w:val="34"/>
+    <w:uiPriority w:val="1"/>
     <w:qFormat/>
     <w:rsid w:val="00192E01"/>
     <w:pPr>
